--- a/submission/_drafts/속도는벡터_중간보고서.docx
+++ b/submission/_drafts/속도는벡터_중간보고서.docx
@@ -2455,7 +2455,7 @@
       <w:r>
         <w:drawing>
           <wp:inline xmlns:a="http://schemas.openxmlformats.org/drawingml/2006/main" xmlns:pic="http://schemas.openxmlformats.org/drawingml/2006/picture">
-            <wp:extent cx="5303520" cy="1437165"/>
+            <wp:extent cx="5029200" cy="1362828"/>
             <wp:docPr id="3" name="Picture 3"/>
             <wp:cNvGraphicFramePr>
               <a:graphicFrameLocks noChangeAspect="1"/>
@@ -2476,7 +2476,7 @@
                   <pic:spPr>
                     <a:xfrm>
                       <a:off x="0" y="0"/>
-                      <a:ext cx="5303520" cy="1437165"/>
+                      <a:ext cx="5029200" cy="1362828"/>
                     </a:xfrm>
                     <a:prstGeom prst="rect"/>
                   </pic:spPr>
@@ -2499,7 +2499,7 @@
           <w:i w:val="0"/>
           <w:sz w:val="19"/>
         </w:rPr>
-        <w:t>그림 3.  SYSTEM ↔ BERNOULLI paired Q-error 의 4 selectivity panel (s = 0.05 / 0.10 / 0.30 / 0.50)</w:t>
+        <w:t>그림 3.  SYSTEM vs BERNOULLI paired Q-error 의 4 selectivity panel (s = 0.05 / 0.10 / 0.30 / 0.50, 2×2 격자)</w:t>
       </w:r>
     </w:p>
     <w:p>
@@ -3034,7 +3034,7 @@
           <w:i w:val="0"/>
           <w:sz w:val="19"/>
         </w:rPr>
-        <w:t>그림 4.  Phase 6 Step 4 — BERNOULLI ↔ STRATIFIED (KM20) 100 query × 6 selectivity boxplot (DEEP 1M, native vector.c 측정)</w:t>
+        <w:t>그림 4.  Phase 6 Step 4 — BERNOULLI vs STRATIFIED (KM20) 100 query × 6 selectivity boxplot (DEEP 1M, native vector.c 측정)</w:t>
       </w:r>
     </w:p>
     <w:p>
@@ -3488,7 +3488,7 @@
                 <w:i w:val="0"/>
                 <w:sz w:val="20"/>
               </w:rPr>
-              <w:t>방법 ID</w:t>
+              <w:t>번호</w:t>
             </w:r>
           </w:p>
         </w:tc>
@@ -3510,7 +3510,7 @@
                 <w:i w:val="0"/>
                 <w:sz w:val="20"/>
               </w:rPr>
-              <w:t>이름</w:t>
+              <w:t>방법 이름</w:t>
             </w:r>
           </w:p>
         </w:tc>
@@ -3576,7 +3576,7 @@
                 <w:i w:val="0"/>
                 <w:sz w:val="20"/>
               </w:rPr>
-              <w:t>(A)</w:t>
+              <w:t>1</w:t>
             </w:r>
           </w:p>
         </w:tc>
@@ -3659,7 +3659,7 @@
                 <w:i w:val="0"/>
                 <w:sz w:val="20"/>
               </w:rPr>
-              <w:t>(C)</w:t>
+              <w:t>2</w:t>
             </w:r>
           </w:p>
         </w:tc>
@@ -3742,7 +3742,7 @@
                 <w:i w:val="0"/>
                 <w:sz w:val="20"/>
               </w:rPr>
-              <w:t>(E)</w:t>
+              <w:t>3</w:t>
             </w:r>
           </w:p>
         </w:tc>
@@ -3825,7 +3825,7 @@
                 <w:i w:val="0"/>
                 <w:sz w:val="20"/>
               </w:rPr>
-              <w:t>(F)</w:t>
+              <w:t>4</w:t>
             </w:r>
           </w:p>
         </w:tc>
@@ -3908,7 +3908,7 @@
                 <w:i w:val="0"/>
                 <w:sz w:val="20"/>
               </w:rPr>
-              <w:t>(G)</w:t>
+              <w:t>5</w:t>
             </w:r>
           </w:p>
         </w:tc>
@@ -3991,7 +3991,7 @@
                 <w:i w:val="0"/>
                 <w:sz w:val="20"/>
               </w:rPr>
-              <w:t>(B)</w:t>
+              <w:t>6</w:t>
             </w:r>
           </w:p>
         </w:tc>
@@ -4074,7 +4074,7 @@
                 <w:i w:val="0"/>
                 <w:sz w:val="20"/>
               </w:rPr>
-              <w:t>(H)</w:t>
+              <w:t>7</w:t>
             </w:r>
           </w:p>
         </w:tc>
@@ -4215,7 +4215,7 @@
           <w:i w:val="0"/>
           <w:sz w:val="22"/>
         </w:rPr>
-        <w:t>실험 측면에서는 본 보고서에 보고된 모든 결과 — 표 1 의 SYSTEM ↔ BERNOULLI 비교, 표 2 의 5-seed 신뢰구간, 그림 1 ~ 8 의 vector.c 패치 시각화, RQ1 negative result heatmap, scatter / boxplot 직교 측정, 외적 타당성 cross-dataset bar, selectivity gradient, Two-Level decomposition, 그리고 cluster skew 비교 — 가 모두 확보된 상태이다. 모든 측정 데이터와 빌드 산출물은 재현 가능하도록 보존하였으며, 원본 코드와 수정본을 함께 유지하여 추후의 검증과 비교를 용이하게 하였다. RQ3 의 측정 결과는 5 월의 비교 실험을 마친 뒤 최종보고서에서 보고한다.</w:t>
+        <w:t>실험 측면에서는 본 보고서에 보고된 모든 결과 — 표 1 의 SYSTEM vs BERNOULLI 비교, 표 2 의 5-seed 신뢰구간, 그림 1 ~ 8 의 vector.c 패치 시각화, RQ1 negative result heatmap, scatter / boxplot 직교 측정, 외적 타당성 cross-dataset bar, selectivity gradient, Two-Level decomposition, 그리고 cluster skew 비교 — 가 모두 확보된 상태이다. 모든 측정 데이터와 빌드 산출물은 재현 가능하도록 보존하였으며, 원본 코드와 수정본을 함께 유지하여 추후의 검증과 비교를 용이하게 하였다. RQ3 의 측정 결과는 5 월의 비교 실험을 마친 뒤 최종보고서에서 보고한다.</w:t>
       </w:r>
     </w:p>
     <w:p>
@@ -5024,6 +5024,358 @@
         <w:t>중간발표 이후의 5 월은 RQ3 의 일곱 가지 sampling 방법을 동일한 측정 파이프라인에서 비교하는 작업에 집중하며, 6 월에는 최종발표·전시회·최종보고서 작성을 마무리한다.</w:t>
       </w:r>
     </w:p>
+    <w:p>
+      <w:pPr>
+        <w:keepNext/>
+        <w:pageBreakBefore/>
+        <w:spacing w:before="0" w:after="120"/>
+      </w:pPr>
+      <w:r>
+        <w:rPr>
+          <w:rFonts w:ascii="Helvetica Neue" w:hAnsi="Helvetica Neue" w:eastAsia="Apple SD Gothic Neo"/>
+          <w:b/>
+          <w:i w:val="0"/>
+          <w:sz w:val="34"/>
+        </w:rPr>
+        <w:t>6.  참고문헌</w:t>
+      </w:r>
+    </w:p>
+    <w:p>
+      <w:pPr>
+        <w:spacing w:after="120" w:line="336" w:lineRule="auto"/>
+        <w:ind w:left="454" w:hanging="454"/>
+      </w:pPr>
+      <w:r>
+        <w:rPr>
+          <w:rFonts w:ascii="Helvetica Neue" w:hAnsi="Helvetica Neue" w:eastAsia="Apple SD Gothic Neo"/>
+          <w:b/>
+          <w:i w:val="0"/>
+          <w:sz w:val="20"/>
+        </w:rPr>
+        <w:t xml:space="preserve">[1] </w:t>
+      </w:r>
+      <w:r>
+        <w:rPr>
+          <w:rFonts w:ascii="Helvetica Neue" w:hAnsi="Helvetica Neue" w:eastAsia="Apple SD Gothic Neo"/>
+          <w:b w:val="0"/>
+          <w:i w:val="0"/>
+          <w:sz w:val="20"/>
+        </w:rPr>
+        <w:t xml:space="preserve">Han, et al. (2024). </w:t>
+      </w:r>
+      <w:r>
+        <w:rPr>
+          <w:rFonts w:ascii="Helvetica Neue" w:hAnsi="Helvetica Neue" w:eastAsia="Apple SD Gothic Neo"/>
+          <w:b w:val="0"/>
+          <w:i/>
+          <w:sz w:val="20"/>
+        </w:rPr>
+        <w:t xml:space="preserve">Exqutor: Extended Query Optimizer for Vector-augmented Analytical Queries. </w:t>
+      </w:r>
+      <w:r>
+        <w:rPr>
+          <w:rFonts w:ascii="Helvetica Neue" w:hAnsi="Helvetica Neue" w:eastAsia="Apple SD Gothic Neo"/>
+          <w:b w:val="0"/>
+          <w:i w:val="0"/>
+          <w:sz w:val="20"/>
+        </w:rPr>
+        <w:t>arXiv:2512.09695v2.</w:t>
+      </w:r>
+    </w:p>
+    <w:p>
+      <w:pPr>
+        <w:spacing w:after="120" w:line="336" w:lineRule="auto"/>
+        <w:ind w:left="454" w:hanging="454"/>
+      </w:pPr>
+      <w:r>
+        <w:rPr>
+          <w:rFonts w:ascii="Helvetica Neue" w:hAnsi="Helvetica Neue" w:eastAsia="Apple SD Gothic Neo"/>
+          <w:b/>
+          <w:i w:val="0"/>
+          <w:sz w:val="20"/>
+        </w:rPr>
+        <w:t xml:space="preserve">[2] </w:t>
+      </w:r>
+      <w:r>
+        <w:rPr>
+          <w:rFonts w:ascii="Helvetica Neue" w:hAnsi="Helvetica Neue" w:eastAsia="Apple SD Gothic Neo"/>
+          <w:b w:val="0"/>
+          <w:i w:val="0"/>
+          <w:sz w:val="20"/>
+        </w:rPr>
+        <w:t xml:space="preserve">Cohen, J. (1988). </w:t>
+      </w:r>
+      <w:r>
+        <w:rPr>
+          <w:rFonts w:ascii="Helvetica Neue" w:hAnsi="Helvetica Neue" w:eastAsia="Apple SD Gothic Neo"/>
+          <w:b w:val="0"/>
+          <w:i/>
+          <w:sz w:val="20"/>
+        </w:rPr>
+        <w:t xml:space="preserve">Statistical Power Analysis for the Behavioral Sciences (2nd ed.). </w:t>
+      </w:r>
+      <w:r>
+        <w:rPr>
+          <w:rFonts w:ascii="Helvetica Neue" w:hAnsi="Helvetica Neue" w:eastAsia="Apple SD Gothic Neo"/>
+          <w:b w:val="0"/>
+          <w:i w:val="0"/>
+          <w:sz w:val="20"/>
+        </w:rPr>
+        <w:t>Lawrence Erlbaum Associates.</w:t>
+      </w:r>
+    </w:p>
+    <w:p>
+      <w:pPr>
+        <w:spacing w:after="120" w:line="336" w:lineRule="auto"/>
+        <w:ind w:left="454" w:hanging="454"/>
+      </w:pPr>
+      <w:r>
+        <w:rPr>
+          <w:rFonts w:ascii="Helvetica Neue" w:hAnsi="Helvetica Neue" w:eastAsia="Apple SD Gothic Neo"/>
+          <w:b/>
+          <w:i w:val="0"/>
+          <w:sz w:val="20"/>
+        </w:rPr>
+        <w:t xml:space="preserve">[3] </w:t>
+      </w:r>
+      <w:r>
+        <w:rPr>
+          <w:rFonts w:ascii="Helvetica Neue" w:hAnsi="Helvetica Neue" w:eastAsia="Apple SD Gothic Neo"/>
+          <w:b w:val="0"/>
+          <w:i w:val="0"/>
+          <w:sz w:val="20"/>
+        </w:rPr>
+        <w:t xml:space="preserve">Horvitz, D. G., &amp; Thompson, D. J. (1952). </w:t>
+      </w:r>
+      <w:r>
+        <w:rPr>
+          <w:rFonts w:ascii="Helvetica Neue" w:hAnsi="Helvetica Neue" w:eastAsia="Apple SD Gothic Neo"/>
+          <w:b w:val="0"/>
+          <w:i/>
+          <w:sz w:val="20"/>
+        </w:rPr>
+        <w:t xml:space="preserve">A Generalization of Sampling Without Replacement from a Finite Universe. </w:t>
+      </w:r>
+      <w:r>
+        <w:rPr>
+          <w:rFonts w:ascii="Helvetica Neue" w:hAnsi="Helvetica Neue" w:eastAsia="Apple SD Gothic Neo"/>
+          <w:b w:val="0"/>
+          <w:i w:val="0"/>
+          <w:sz w:val="20"/>
+        </w:rPr>
+        <w:t>Journal of the American Statistical Association, 47(260), 663–685.</w:t>
+      </w:r>
+    </w:p>
+    <w:p>
+      <w:pPr>
+        <w:spacing w:after="120" w:line="336" w:lineRule="auto"/>
+        <w:ind w:left="454" w:hanging="454"/>
+      </w:pPr>
+      <w:r>
+        <w:rPr>
+          <w:rFonts w:ascii="Helvetica Neue" w:hAnsi="Helvetica Neue" w:eastAsia="Apple SD Gothic Neo"/>
+          <w:b/>
+          <w:i w:val="0"/>
+          <w:sz w:val="20"/>
+        </w:rPr>
+        <w:t xml:space="preserve">[4] </w:t>
+      </w:r>
+      <w:r>
+        <w:rPr>
+          <w:rFonts w:ascii="Helvetica Neue" w:hAnsi="Helvetica Neue" w:eastAsia="Apple SD Gothic Neo"/>
+          <w:b w:val="0"/>
+          <w:i w:val="0"/>
+          <w:sz w:val="20"/>
+        </w:rPr>
+        <w:t xml:space="preserve">Neyman, J. (1934). </w:t>
+      </w:r>
+      <w:r>
+        <w:rPr>
+          <w:rFonts w:ascii="Helvetica Neue" w:hAnsi="Helvetica Neue" w:eastAsia="Apple SD Gothic Neo"/>
+          <w:b w:val="0"/>
+          <w:i/>
+          <w:sz w:val="20"/>
+        </w:rPr>
+        <w:t xml:space="preserve">On the Two Different Aspects of the Representative Method: The Method of Stratified Sampling and the Method of Purposive Selection. </w:t>
+      </w:r>
+      <w:r>
+        <w:rPr>
+          <w:rFonts w:ascii="Helvetica Neue" w:hAnsi="Helvetica Neue" w:eastAsia="Apple SD Gothic Neo"/>
+          <w:b w:val="0"/>
+          <w:i w:val="0"/>
+          <w:sz w:val="20"/>
+        </w:rPr>
+        <w:t>Journal of the Royal Statistical Society, 97(4), 558–625.</w:t>
+      </w:r>
+    </w:p>
+    <w:p>
+      <w:pPr>
+        <w:spacing w:after="120" w:line="336" w:lineRule="auto"/>
+        <w:ind w:left="454" w:hanging="454"/>
+      </w:pPr>
+      <w:r>
+        <w:rPr>
+          <w:rFonts w:ascii="Helvetica Neue" w:hAnsi="Helvetica Neue" w:eastAsia="Apple SD Gothic Neo"/>
+          <w:b/>
+          <w:i w:val="0"/>
+          <w:sz w:val="20"/>
+        </w:rPr>
+        <w:t xml:space="preserve">[5] </w:t>
+      </w:r>
+      <w:r>
+        <w:rPr>
+          <w:rFonts w:ascii="Helvetica Neue" w:hAnsi="Helvetica Neue" w:eastAsia="Apple SD Gothic Neo"/>
+          <w:b w:val="0"/>
+          <w:i w:val="0"/>
+          <w:sz w:val="20"/>
+        </w:rPr>
+        <w:t xml:space="preserve">Wilcoxon, F. (1945). </w:t>
+      </w:r>
+      <w:r>
+        <w:rPr>
+          <w:rFonts w:ascii="Helvetica Neue" w:hAnsi="Helvetica Neue" w:eastAsia="Apple SD Gothic Neo"/>
+          <w:b w:val="0"/>
+          <w:i/>
+          <w:sz w:val="20"/>
+        </w:rPr>
+        <w:t xml:space="preserve">Individual Comparisons by Ranking Methods. </w:t>
+      </w:r>
+      <w:r>
+        <w:rPr>
+          <w:rFonts w:ascii="Helvetica Neue" w:hAnsi="Helvetica Neue" w:eastAsia="Apple SD Gothic Neo"/>
+          <w:b w:val="0"/>
+          <w:i w:val="0"/>
+          <w:sz w:val="20"/>
+        </w:rPr>
+        <w:t>Biometrics Bulletin, 1(6), 80–83.</w:t>
+      </w:r>
+    </w:p>
+    <w:p>
+      <w:pPr>
+        <w:spacing w:after="120" w:line="336" w:lineRule="auto"/>
+        <w:ind w:left="454" w:hanging="454"/>
+      </w:pPr>
+      <w:r>
+        <w:rPr>
+          <w:rFonts w:ascii="Helvetica Neue" w:hAnsi="Helvetica Neue" w:eastAsia="Apple SD Gothic Neo"/>
+          <w:b/>
+          <w:i w:val="0"/>
+          <w:sz w:val="20"/>
+        </w:rPr>
+        <w:t xml:space="preserve">[6] </w:t>
+      </w:r>
+      <w:r>
+        <w:rPr>
+          <w:rFonts w:ascii="Helvetica Neue" w:hAnsi="Helvetica Neue" w:eastAsia="Apple SD Gothic Neo"/>
+          <w:b w:val="0"/>
+          <w:i w:val="0"/>
+          <w:sz w:val="20"/>
+        </w:rPr>
+        <w:t xml:space="preserve">Indyk, P., &amp; Motwani, R. (1998). </w:t>
+      </w:r>
+      <w:r>
+        <w:rPr>
+          <w:rFonts w:ascii="Helvetica Neue" w:hAnsi="Helvetica Neue" w:eastAsia="Apple SD Gothic Neo"/>
+          <w:b w:val="0"/>
+          <w:i/>
+          <w:sz w:val="20"/>
+        </w:rPr>
+        <w:t xml:space="preserve">Approximate Nearest Neighbors: Towards Removing the Curse of Dimensionality. </w:t>
+      </w:r>
+      <w:r>
+        <w:rPr>
+          <w:rFonts w:ascii="Helvetica Neue" w:hAnsi="Helvetica Neue" w:eastAsia="Apple SD Gothic Neo"/>
+          <w:b w:val="0"/>
+          <w:i w:val="0"/>
+          <w:sz w:val="20"/>
+        </w:rPr>
+        <w:t>Proceedings of the 30th Annual ACM Symposium on Theory of Computing (STOC), 604–613.</w:t>
+      </w:r>
+    </w:p>
+    <w:p>
+      <w:pPr>
+        <w:spacing w:after="120" w:line="336" w:lineRule="auto"/>
+        <w:ind w:left="454" w:hanging="454"/>
+      </w:pPr>
+      <w:r>
+        <w:rPr>
+          <w:rFonts w:ascii="Helvetica Neue" w:hAnsi="Helvetica Neue" w:eastAsia="Apple SD Gothic Neo"/>
+          <w:b/>
+          <w:i w:val="0"/>
+          <w:sz w:val="20"/>
+        </w:rPr>
+        <w:t xml:space="preserve">[7] </w:t>
+      </w:r>
+      <w:r>
+        <w:rPr>
+          <w:rFonts w:ascii="Helvetica Neue" w:hAnsi="Helvetica Neue" w:eastAsia="Apple SD Gothic Neo"/>
+          <w:b w:val="0"/>
+          <w:i w:val="0"/>
+          <w:sz w:val="20"/>
+        </w:rPr>
+        <w:t xml:space="preserve">Johnson, W. B., &amp; Lindenstrauss, J. (1984). </w:t>
+      </w:r>
+      <w:r>
+        <w:rPr>
+          <w:rFonts w:ascii="Helvetica Neue" w:hAnsi="Helvetica Neue" w:eastAsia="Apple SD Gothic Neo"/>
+          <w:b w:val="0"/>
+          <w:i/>
+          <w:sz w:val="20"/>
+        </w:rPr>
+        <w:t xml:space="preserve">Extensions of Lipschitz Mappings into a Hilbert Space. </w:t>
+      </w:r>
+      <w:r>
+        <w:rPr>
+          <w:rFonts w:ascii="Helvetica Neue" w:hAnsi="Helvetica Neue" w:eastAsia="Apple SD Gothic Neo"/>
+          <w:b w:val="0"/>
+          <w:i w:val="0"/>
+          <w:sz w:val="20"/>
+        </w:rPr>
+        <w:t>Contemporary Mathematics, 26, 189–206.</w:t>
+      </w:r>
+    </w:p>
+    <w:p>
+      <w:pPr>
+        <w:spacing w:after="120" w:line="336" w:lineRule="auto"/>
+        <w:ind w:left="454" w:hanging="454"/>
+      </w:pPr>
+      <w:r>
+        <w:rPr>
+          <w:rFonts w:ascii="Helvetica Neue" w:hAnsi="Helvetica Neue" w:eastAsia="Apple SD Gothic Neo"/>
+          <w:b/>
+          <w:i w:val="0"/>
+          <w:sz w:val="20"/>
+        </w:rPr>
+        <w:t xml:space="preserve">[8] </w:t>
+      </w:r>
+      <w:r>
+        <w:rPr>
+          <w:rFonts w:ascii="Helvetica Neue" w:hAnsi="Helvetica Neue" w:eastAsia="Apple SD Gothic Neo"/>
+          <w:b w:val="0"/>
+          <w:i w:val="0"/>
+          <w:sz w:val="20"/>
+        </w:rPr>
+        <w:t xml:space="preserve">Acharya, S., Gibbons, P. B., Poosala, V., &amp; Ramaswamy, S. (1999). </w:t>
+      </w:r>
+      <w:r>
+        <w:rPr>
+          <w:rFonts w:ascii="Helvetica Neue" w:hAnsi="Helvetica Neue" w:eastAsia="Apple SD Gothic Neo"/>
+          <w:b w:val="0"/>
+          <w:i/>
+          <w:sz w:val="20"/>
+        </w:rPr>
+        <w:t xml:space="preserve">Join Synopses for Approximate Query Answering. </w:t>
+      </w:r>
+      <w:r>
+        <w:rPr>
+          <w:rFonts w:ascii="Helvetica Neue" w:hAnsi="Helvetica Neue" w:eastAsia="Apple SD Gothic Neo"/>
+          <w:b w:val="0"/>
+          <w:i w:val="0"/>
+          <w:sz w:val="20"/>
+        </w:rPr>
+        <w:t>ACM SIGMOD Record, 28(2), 275–286.</w:t>
+      </w:r>
+    </w:p>
     <w:sectPr>
       <w:footerReference w:type="default" r:id="rId17"/>
       <w:pgSz w:w="12240" w:h="15840"/>

--- a/submission/_drafts/속도는벡터_중간보고서.docx
+++ b/submission/_drafts/속도는벡터_중간보고서.docx
@@ -1243,7 +1243,7 @@
       <w:r>
         <w:drawing>
           <wp:inline xmlns:a="http://schemas.openxmlformats.org/drawingml/2006/main" xmlns:pic="http://schemas.openxmlformats.org/drawingml/2006/picture">
-            <wp:extent cx="5120640" cy="2073039"/>
+            <wp:extent cx="5120640" cy="2014487"/>
             <wp:docPr id="2" name="Picture 2"/>
             <wp:cNvGraphicFramePr>
               <a:graphicFrameLocks noChangeAspect="1"/>
@@ -1264,7 +1264,7 @@
                   <pic:spPr>
                     <a:xfrm>
                       <a:off x="0" y="0"/>
-                      <a:ext cx="5120640" cy="2073039"/>
+                      <a:ext cx="5120640" cy="2014487"/>
                     </a:xfrm>
                     <a:prstGeom prst="rect"/>
                   </pic:spPr>
@@ -3034,7 +3034,7 @@
           <w:i w:val="0"/>
           <w:sz w:val="19"/>
         </w:rPr>
-        <w:t>그림 4.  Phase 6 Step 4 — BERNOULLI vs STRATIFIED (KM20) 100 query × 6 selectivity boxplot (DEEP 1M, native vector.c 측정)</w:t>
+        <w:t>그림 4.  Phase 6 Step 4 — BERNOULLI vs STRATIFIED (KM20) 100 query × 6 selectivity boxplot (DEEP 1M, native vector.c 측정, y 축 log scale)</w:t>
       </w:r>
     </w:p>
     <w:p>
@@ -3239,7 +3239,7 @@
       <w:r>
         <w:drawing>
           <wp:inline xmlns:a="http://schemas.openxmlformats.org/drawingml/2006/main" xmlns:pic="http://schemas.openxmlformats.org/drawingml/2006/picture">
-            <wp:extent cx="4937760" cy="2809313"/>
+            <wp:extent cx="4937760" cy="2208857"/>
             <wp:docPr id="7" name="Picture 7"/>
             <wp:cNvGraphicFramePr>
               <a:graphicFrameLocks noChangeAspect="1"/>
@@ -3260,7 +3260,7 @@
                   <pic:spPr>
                     <a:xfrm>
                       <a:off x="0" y="0"/>
-                      <a:ext cx="4937760" cy="2809313"/>
+                      <a:ext cx="4937760" cy="2208857"/>
                     </a:xfrm>
                     <a:prstGeom prst="rect"/>
                   </pic:spPr>
@@ -3324,7 +3324,7 @@
       <w:r>
         <w:drawing>
           <wp:inline xmlns:a="http://schemas.openxmlformats.org/drawingml/2006/main" xmlns:pic="http://schemas.openxmlformats.org/drawingml/2006/picture">
-            <wp:extent cx="4937760" cy="2870361"/>
+            <wp:extent cx="4937760" cy="2015667"/>
             <wp:docPr id="8" name="Picture 8"/>
             <wp:cNvGraphicFramePr>
               <a:graphicFrameLocks noChangeAspect="1"/>
@@ -3345,7 +3345,7 @@
                   <pic:spPr>
                     <a:xfrm>
                       <a:off x="0" y="0"/>
-                      <a:ext cx="4937760" cy="2870361"/>
+                      <a:ext cx="4937760" cy="2015667"/>
                     </a:xfrm>
                     <a:prstGeom prst="rect"/>
                   </pic:spPr>
@@ -3488,7 +3488,7 @@
                 <w:i w:val="0"/>
                 <w:sz w:val="20"/>
               </w:rPr>
-              <w:t>번호</w:t>
+              <w:t>방법 ID</w:t>
             </w:r>
           </w:p>
         </w:tc>
@@ -3510,7 +3510,7 @@
                 <w:i w:val="0"/>
                 <w:sz w:val="20"/>
               </w:rPr>
-              <w:t>방법 이름</w:t>
+              <w:t>이름</w:t>
             </w:r>
           </w:p>
         </w:tc>
@@ -3576,7 +3576,7 @@
                 <w:i w:val="0"/>
                 <w:sz w:val="20"/>
               </w:rPr>
-              <w:t>1</w:t>
+              <w:t>(A)</w:t>
             </w:r>
           </w:p>
         </w:tc>
@@ -3659,7 +3659,7 @@
                 <w:i w:val="0"/>
                 <w:sz w:val="20"/>
               </w:rPr>
-              <w:t>2</w:t>
+              <w:t>(C)</w:t>
             </w:r>
           </w:p>
         </w:tc>
@@ -3742,7 +3742,7 @@
                 <w:i w:val="0"/>
                 <w:sz w:val="20"/>
               </w:rPr>
-              <w:t>3</w:t>
+              <w:t>(E)</w:t>
             </w:r>
           </w:p>
         </w:tc>
@@ -3825,7 +3825,7 @@
                 <w:i w:val="0"/>
                 <w:sz w:val="20"/>
               </w:rPr>
-              <w:t>4</w:t>
+              <w:t>(F)</w:t>
             </w:r>
           </w:p>
         </w:tc>
@@ -3908,7 +3908,7 @@
                 <w:i w:val="0"/>
                 <w:sz w:val="20"/>
               </w:rPr>
-              <w:t>5</w:t>
+              <w:t>(G)</w:t>
             </w:r>
           </w:p>
         </w:tc>
@@ -3991,7 +3991,7 @@
                 <w:i w:val="0"/>
                 <w:sz w:val="20"/>
               </w:rPr>
-              <w:t>6</w:t>
+              <w:t>(B)</w:t>
             </w:r>
           </w:p>
         </w:tc>
@@ -4074,7 +4074,7 @@
                 <w:i w:val="0"/>
                 <w:sz w:val="20"/>
               </w:rPr>
-              <w:t>7</w:t>
+              <w:t>(H)</w:t>
             </w:r>
           </w:p>
         </w:tc>
@@ -5024,358 +5024,6 @@
         <w:t>중간발표 이후의 5 월은 RQ3 의 일곱 가지 sampling 방법을 동일한 측정 파이프라인에서 비교하는 작업에 집중하며, 6 월에는 최종발표·전시회·최종보고서 작성을 마무리한다.</w:t>
       </w:r>
     </w:p>
-    <w:p>
-      <w:pPr>
-        <w:keepNext/>
-        <w:pageBreakBefore/>
-        <w:spacing w:before="0" w:after="120"/>
-      </w:pPr>
-      <w:r>
-        <w:rPr>
-          <w:rFonts w:ascii="Helvetica Neue" w:hAnsi="Helvetica Neue" w:eastAsia="Apple SD Gothic Neo"/>
-          <w:b/>
-          <w:i w:val="0"/>
-          <w:sz w:val="34"/>
-        </w:rPr>
-        <w:t>6.  참고문헌</w:t>
-      </w:r>
-    </w:p>
-    <w:p>
-      <w:pPr>
-        <w:spacing w:after="120" w:line="336" w:lineRule="auto"/>
-        <w:ind w:left="454" w:hanging="454"/>
-      </w:pPr>
-      <w:r>
-        <w:rPr>
-          <w:rFonts w:ascii="Helvetica Neue" w:hAnsi="Helvetica Neue" w:eastAsia="Apple SD Gothic Neo"/>
-          <w:b/>
-          <w:i w:val="0"/>
-          <w:sz w:val="20"/>
-        </w:rPr>
-        <w:t xml:space="preserve">[1] </w:t>
-      </w:r>
-      <w:r>
-        <w:rPr>
-          <w:rFonts w:ascii="Helvetica Neue" w:hAnsi="Helvetica Neue" w:eastAsia="Apple SD Gothic Neo"/>
-          <w:b w:val="0"/>
-          <w:i w:val="0"/>
-          <w:sz w:val="20"/>
-        </w:rPr>
-        <w:t xml:space="preserve">Han, et al. (2024). </w:t>
-      </w:r>
-      <w:r>
-        <w:rPr>
-          <w:rFonts w:ascii="Helvetica Neue" w:hAnsi="Helvetica Neue" w:eastAsia="Apple SD Gothic Neo"/>
-          <w:b w:val="0"/>
-          <w:i/>
-          <w:sz w:val="20"/>
-        </w:rPr>
-        <w:t xml:space="preserve">Exqutor: Extended Query Optimizer for Vector-augmented Analytical Queries. </w:t>
-      </w:r>
-      <w:r>
-        <w:rPr>
-          <w:rFonts w:ascii="Helvetica Neue" w:hAnsi="Helvetica Neue" w:eastAsia="Apple SD Gothic Neo"/>
-          <w:b w:val="0"/>
-          <w:i w:val="0"/>
-          <w:sz w:val="20"/>
-        </w:rPr>
-        <w:t>arXiv:2512.09695v2.</w:t>
-      </w:r>
-    </w:p>
-    <w:p>
-      <w:pPr>
-        <w:spacing w:after="120" w:line="336" w:lineRule="auto"/>
-        <w:ind w:left="454" w:hanging="454"/>
-      </w:pPr>
-      <w:r>
-        <w:rPr>
-          <w:rFonts w:ascii="Helvetica Neue" w:hAnsi="Helvetica Neue" w:eastAsia="Apple SD Gothic Neo"/>
-          <w:b/>
-          <w:i w:val="0"/>
-          <w:sz w:val="20"/>
-        </w:rPr>
-        <w:t xml:space="preserve">[2] </w:t>
-      </w:r>
-      <w:r>
-        <w:rPr>
-          <w:rFonts w:ascii="Helvetica Neue" w:hAnsi="Helvetica Neue" w:eastAsia="Apple SD Gothic Neo"/>
-          <w:b w:val="0"/>
-          <w:i w:val="0"/>
-          <w:sz w:val="20"/>
-        </w:rPr>
-        <w:t xml:space="preserve">Cohen, J. (1988). </w:t>
-      </w:r>
-      <w:r>
-        <w:rPr>
-          <w:rFonts w:ascii="Helvetica Neue" w:hAnsi="Helvetica Neue" w:eastAsia="Apple SD Gothic Neo"/>
-          <w:b w:val="0"/>
-          <w:i/>
-          <w:sz w:val="20"/>
-        </w:rPr>
-        <w:t xml:space="preserve">Statistical Power Analysis for the Behavioral Sciences (2nd ed.). </w:t>
-      </w:r>
-      <w:r>
-        <w:rPr>
-          <w:rFonts w:ascii="Helvetica Neue" w:hAnsi="Helvetica Neue" w:eastAsia="Apple SD Gothic Neo"/>
-          <w:b w:val="0"/>
-          <w:i w:val="0"/>
-          <w:sz w:val="20"/>
-        </w:rPr>
-        <w:t>Lawrence Erlbaum Associates.</w:t>
-      </w:r>
-    </w:p>
-    <w:p>
-      <w:pPr>
-        <w:spacing w:after="120" w:line="336" w:lineRule="auto"/>
-        <w:ind w:left="454" w:hanging="454"/>
-      </w:pPr>
-      <w:r>
-        <w:rPr>
-          <w:rFonts w:ascii="Helvetica Neue" w:hAnsi="Helvetica Neue" w:eastAsia="Apple SD Gothic Neo"/>
-          <w:b/>
-          <w:i w:val="0"/>
-          <w:sz w:val="20"/>
-        </w:rPr>
-        <w:t xml:space="preserve">[3] </w:t>
-      </w:r>
-      <w:r>
-        <w:rPr>
-          <w:rFonts w:ascii="Helvetica Neue" w:hAnsi="Helvetica Neue" w:eastAsia="Apple SD Gothic Neo"/>
-          <w:b w:val="0"/>
-          <w:i w:val="0"/>
-          <w:sz w:val="20"/>
-        </w:rPr>
-        <w:t xml:space="preserve">Horvitz, D. G., &amp; Thompson, D. J. (1952). </w:t>
-      </w:r>
-      <w:r>
-        <w:rPr>
-          <w:rFonts w:ascii="Helvetica Neue" w:hAnsi="Helvetica Neue" w:eastAsia="Apple SD Gothic Neo"/>
-          <w:b w:val="0"/>
-          <w:i/>
-          <w:sz w:val="20"/>
-        </w:rPr>
-        <w:t xml:space="preserve">A Generalization of Sampling Without Replacement from a Finite Universe. </w:t>
-      </w:r>
-      <w:r>
-        <w:rPr>
-          <w:rFonts w:ascii="Helvetica Neue" w:hAnsi="Helvetica Neue" w:eastAsia="Apple SD Gothic Neo"/>
-          <w:b w:val="0"/>
-          <w:i w:val="0"/>
-          <w:sz w:val="20"/>
-        </w:rPr>
-        <w:t>Journal of the American Statistical Association, 47(260), 663–685.</w:t>
-      </w:r>
-    </w:p>
-    <w:p>
-      <w:pPr>
-        <w:spacing w:after="120" w:line="336" w:lineRule="auto"/>
-        <w:ind w:left="454" w:hanging="454"/>
-      </w:pPr>
-      <w:r>
-        <w:rPr>
-          <w:rFonts w:ascii="Helvetica Neue" w:hAnsi="Helvetica Neue" w:eastAsia="Apple SD Gothic Neo"/>
-          <w:b/>
-          <w:i w:val="0"/>
-          <w:sz w:val="20"/>
-        </w:rPr>
-        <w:t xml:space="preserve">[4] </w:t>
-      </w:r>
-      <w:r>
-        <w:rPr>
-          <w:rFonts w:ascii="Helvetica Neue" w:hAnsi="Helvetica Neue" w:eastAsia="Apple SD Gothic Neo"/>
-          <w:b w:val="0"/>
-          <w:i w:val="0"/>
-          <w:sz w:val="20"/>
-        </w:rPr>
-        <w:t xml:space="preserve">Neyman, J. (1934). </w:t>
-      </w:r>
-      <w:r>
-        <w:rPr>
-          <w:rFonts w:ascii="Helvetica Neue" w:hAnsi="Helvetica Neue" w:eastAsia="Apple SD Gothic Neo"/>
-          <w:b w:val="0"/>
-          <w:i/>
-          <w:sz w:val="20"/>
-        </w:rPr>
-        <w:t xml:space="preserve">On the Two Different Aspects of the Representative Method: The Method of Stratified Sampling and the Method of Purposive Selection. </w:t>
-      </w:r>
-      <w:r>
-        <w:rPr>
-          <w:rFonts w:ascii="Helvetica Neue" w:hAnsi="Helvetica Neue" w:eastAsia="Apple SD Gothic Neo"/>
-          <w:b w:val="0"/>
-          <w:i w:val="0"/>
-          <w:sz w:val="20"/>
-        </w:rPr>
-        <w:t>Journal of the Royal Statistical Society, 97(4), 558–625.</w:t>
-      </w:r>
-    </w:p>
-    <w:p>
-      <w:pPr>
-        <w:spacing w:after="120" w:line="336" w:lineRule="auto"/>
-        <w:ind w:left="454" w:hanging="454"/>
-      </w:pPr>
-      <w:r>
-        <w:rPr>
-          <w:rFonts w:ascii="Helvetica Neue" w:hAnsi="Helvetica Neue" w:eastAsia="Apple SD Gothic Neo"/>
-          <w:b/>
-          <w:i w:val="0"/>
-          <w:sz w:val="20"/>
-        </w:rPr>
-        <w:t xml:space="preserve">[5] </w:t>
-      </w:r>
-      <w:r>
-        <w:rPr>
-          <w:rFonts w:ascii="Helvetica Neue" w:hAnsi="Helvetica Neue" w:eastAsia="Apple SD Gothic Neo"/>
-          <w:b w:val="0"/>
-          <w:i w:val="0"/>
-          <w:sz w:val="20"/>
-        </w:rPr>
-        <w:t xml:space="preserve">Wilcoxon, F. (1945). </w:t>
-      </w:r>
-      <w:r>
-        <w:rPr>
-          <w:rFonts w:ascii="Helvetica Neue" w:hAnsi="Helvetica Neue" w:eastAsia="Apple SD Gothic Neo"/>
-          <w:b w:val="0"/>
-          <w:i/>
-          <w:sz w:val="20"/>
-        </w:rPr>
-        <w:t xml:space="preserve">Individual Comparisons by Ranking Methods. </w:t>
-      </w:r>
-      <w:r>
-        <w:rPr>
-          <w:rFonts w:ascii="Helvetica Neue" w:hAnsi="Helvetica Neue" w:eastAsia="Apple SD Gothic Neo"/>
-          <w:b w:val="0"/>
-          <w:i w:val="0"/>
-          <w:sz w:val="20"/>
-        </w:rPr>
-        <w:t>Biometrics Bulletin, 1(6), 80–83.</w:t>
-      </w:r>
-    </w:p>
-    <w:p>
-      <w:pPr>
-        <w:spacing w:after="120" w:line="336" w:lineRule="auto"/>
-        <w:ind w:left="454" w:hanging="454"/>
-      </w:pPr>
-      <w:r>
-        <w:rPr>
-          <w:rFonts w:ascii="Helvetica Neue" w:hAnsi="Helvetica Neue" w:eastAsia="Apple SD Gothic Neo"/>
-          <w:b/>
-          <w:i w:val="0"/>
-          <w:sz w:val="20"/>
-        </w:rPr>
-        <w:t xml:space="preserve">[6] </w:t>
-      </w:r>
-      <w:r>
-        <w:rPr>
-          <w:rFonts w:ascii="Helvetica Neue" w:hAnsi="Helvetica Neue" w:eastAsia="Apple SD Gothic Neo"/>
-          <w:b w:val="0"/>
-          <w:i w:val="0"/>
-          <w:sz w:val="20"/>
-        </w:rPr>
-        <w:t xml:space="preserve">Indyk, P., &amp; Motwani, R. (1998). </w:t>
-      </w:r>
-      <w:r>
-        <w:rPr>
-          <w:rFonts w:ascii="Helvetica Neue" w:hAnsi="Helvetica Neue" w:eastAsia="Apple SD Gothic Neo"/>
-          <w:b w:val="0"/>
-          <w:i/>
-          <w:sz w:val="20"/>
-        </w:rPr>
-        <w:t xml:space="preserve">Approximate Nearest Neighbors: Towards Removing the Curse of Dimensionality. </w:t>
-      </w:r>
-      <w:r>
-        <w:rPr>
-          <w:rFonts w:ascii="Helvetica Neue" w:hAnsi="Helvetica Neue" w:eastAsia="Apple SD Gothic Neo"/>
-          <w:b w:val="0"/>
-          <w:i w:val="0"/>
-          <w:sz w:val="20"/>
-        </w:rPr>
-        <w:t>Proceedings of the 30th Annual ACM Symposium on Theory of Computing (STOC), 604–613.</w:t>
-      </w:r>
-    </w:p>
-    <w:p>
-      <w:pPr>
-        <w:spacing w:after="120" w:line="336" w:lineRule="auto"/>
-        <w:ind w:left="454" w:hanging="454"/>
-      </w:pPr>
-      <w:r>
-        <w:rPr>
-          <w:rFonts w:ascii="Helvetica Neue" w:hAnsi="Helvetica Neue" w:eastAsia="Apple SD Gothic Neo"/>
-          <w:b/>
-          <w:i w:val="0"/>
-          <w:sz w:val="20"/>
-        </w:rPr>
-        <w:t xml:space="preserve">[7] </w:t>
-      </w:r>
-      <w:r>
-        <w:rPr>
-          <w:rFonts w:ascii="Helvetica Neue" w:hAnsi="Helvetica Neue" w:eastAsia="Apple SD Gothic Neo"/>
-          <w:b w:val="0"/>
-          <w:i w:val="0"/>
-          <w:sz w:val="20"/>
-        </w:rPr>
-        <w:t xml:space="preserve">Johnson, W. B., &amp; Lindenstrauss, J. (1984). </w:t>
-      </w:r>
-      <w:r>
-        <w:rPr>
-          <w:rFonts w:ascii="Helvetica Neue" w:hAnsi="Helvetica Neue" w:eastAsia="Apple SD Gothic Neo"/>
-          <w:b w:val="0"/>
-          <w:i/>
-          <w:sz w:val="20"/>
-        </w:rPr>
-        <w:t xml:space="preserve">Extensions of Lipschitz Mappings into a Hilbert Space. </w:t>
-      </w:r>
-      <w:r>
-        <w:rPr>
-          <w:rFonts w:ascii="Helvetica Neue" w:hAnsi="Helvetica Neue" w:eastAsia="Apple SD Gothic Neo"/>
-          <w:b w:val="0"/>
-          <w:i w:val="0"/>
-          <w:sz w:val="20"/>
-        </w:rPr>
-        <w:t>Contemporary Mathematics, 26, 189–206.</w:t>
-      </w:r>
-    </w:p>
-    <w:p>
-      <w:pPr>
-        <w:spacing w:after="120" w:line="336" w:lineRule="auto"/>
-        <w:ind w:left="454" w:hanging="454"/>
-      </w:pPr>
-      <w:r>
-        <w:rPr>
-          <w:rFonts w:ascii="Helvetica Neue" w:hAnsi="Helvetica Neue" w:eastAsia="Apple SD Gothic Neo"/>
-          <w:b/>
-          <w:i w:val="0"/>
-          <w:sz w:val="20"/>
-        </w:rPr>
-        <w:t xml:space="preserve">[8] </w:t>
-      </w:r>
-      <w:r>
-        <w:rPr>
-          <w:rFonts w:ascii="Helvetica Neue" w:hAnsi="Helvetica Neue" w:eastAsia="Apple SD Gothic Neo"/>
-          <w:b w:val="0"/>
-          <w:i w:val="0"/>
-          <w:sz w:val="20"/>
-        </w:rPr>
-        <w:t xml:space="preserve">Acharya, S., Gibbons, P. B., Poosala, V., &amp; Ramaswamy, S. (1999). </w:t>
-      </w:r>
-      <w:r>
-        <w:rPr>
-          <w:rFonts w:ascii="Helvetica Neue" w:hAnsi="Helvetica Neue" w:eastAsia="Apple SD Gothic Neo"/>
-          <w:b w:val="0"/>
-          <w:i/>
-          <w:sz w:val="20"/>
-        </w:rPr>
-        <w:t xml:space="preserve">Join Synopses for Approximate Query Answering. </w:t>
-      </w:r>
-      <w:r>
-        <w:rPr>
-          <w:rFonts w:ascii="Helvetica Neue" w:hAnsi="Helvetica Neue" w:eastAsia="Apple SD Gothic Neo"/>
-          <w:b w:val="0"/>
-          <w:i w:val="0"/>
-          <w:sz w:val="20"/>
-        </w:rPr>
-        <w:t>ACM SIGMOD Record, 28(2), 275–286.</w:t>
-      </w:r>
-    </w:p>
     <w:sectPr>
       <w:footerReference w:type="default" r:id="rId17"/>
       <w:pgSz w:w="12240" w:h="15840"/>

--- a/submission/_drafts/속도는벡터_중간보고서.docx
+++ b/submission/_drafts/속도는벡터_중간보고서.docx
@@ -2,10 +2,6 @@
 <file path=word/document.xml><?xml version="1.0" encoding="utf-8"?>
 <w:document xmlns:wpc="http://schemas.microsoft.com/office/word/2010/wordprocessingCanvas" xmlns:mo="http://schemas.microsoft.com/office/mac/office/2008/main" xmlns:mc="http://schemas.openxmlformats.org/markup-compatibility/2006" xmlns:mv="urn:schemas-microsoft-com:mac:vml" xmlns:o="urn:schemas-microsoft-com:office:office" xmlns:r="http://schemas.openxmlformats.org/officeDocument/2006/relationships" xmlns:m="http://schemas.openxmlformats.org/officeDocument/2006/math" xmlns:v="urn:schemas-microsoft-com:vml" xmlns:wp14="http://schemas.microsoft.com/office/word/2010/wordprocessingDrawing" xmlns:wp="http://schemas.openxmlformats.org/drawingml/2006/wordprocessingDrawing" xmlns:w10="urn:schemas-microsoft-com:office:word" xmlns:w="http://schemas.openxmlformats.org/wordprocessingml/2006/main" xmlns:w14="http://schemas.microsoft.com/office/word/2010/wordml" xmlns:wpg="http://schemas.microsoft.com/office/word/2010/wordprocessingGroup" xmlns:wpi="http://schemas.microsoft.com/office/word/2010/wordprocessingInk" xmlns:wne="http://schemas.microsoft.com/office/word/2006/wordml" xmlns:wps="http://schemas.microsoft.com/office/word/2010/wordprocessingShape" mc:Ignorable="w14 wp14">
   <w:body>
-    <w:p/>
-    <w:p/>
-    <w:p/>
-    <w:p/>
     <w:p/>
     <w:p/>
     <w:p>
@@ -24,7 +20,7 @@
     </w:p>
     <w:p>
       <w:pPr>
-        <w:spacing w:after="800"/>
+        <w:spacing w:after="440"/>
         <w:jc w:val="center"/>
       </w:pPr>
       <w:r>
@@ -39,7 +35,7 @@
     </w:p>
     <w:p>
       <w:pPr>
-        <w:spacing w:after="560"/>
+        <w:spacing w:after="320"/>
         <w:jc w:val="center"/>
       </w:pPr>
       <w:r>
@@ -54,6 +50,7 @@
     </w:p>
     <w:p>
       <w:pPr>
+        <w:spacing w:after="240"/>
         <w:jc w:val="center"/>
       </w:pPr>
       <w:r>
@@ -66,9 +63,6 @@
         <w:t>팀명 :  속도는벡터</w:t>
       </w:r>
     </w:p>
-    <w:p/>
-    <w:p/>
-    <w:p/>
     <w:tbl>
       <w:tblPr>
         <w:tblW w:type="auto" w:w="0"/>
@@ -380,8 +374,6 @@
         </w:tc>
       </w:tr>
     </w:tbl>
-    <w:p/>
-    <w:p/>
     <w:p>
       <w:pPr>
         <w:jc w:val="center"/>
@@ -878,6 +870,7 @@
     </w:p>
     <w:p>
       <w:pPr>
+        <w:pageBreakBefore/>
         <w:spacing w:after="80" w:line="360" w:lineRule="auto"/>
         <w:ind w:firstLine="454"/>
       </w:pPr>
@@ -893,13 +886,14 @@
     </w:p>
     <w:p>
       <w:pPr>
-        <w:spacing w:before="160" w:after="40"/>
+        <w:keepLines/>
+        <w:spacing w:before="160" w:after="240"/>
         <w:jc w:val="center"/>
       </w:pPr>
       <w:r>
         <w:drawing>
           <wp:inline xmlns:a="http://schemas.openxmlformats.org/drawingml/2006/main" xmlns:pic="http://schemas.openxmlformats.org/drawingml/2006/picture">
-            <wp:extent cx="5852160" cy="2303903"/>
+            <wp:extent cx="5852160" cy="3491185"/>
             <wp:docPr id="1" name="Picture 1"/>
             <wp:cNvGraphicFramePr>
               <a:graphicFrameLocks noChangeAspect="1"/>
@@ -920,7 +914,7 @@
                   <pic:spPr>
                     <a:xfrm>
                       <a:off x="0" y="0"/>
-                      <a:ext cx="5852160" cy="2303903"/>
+                      <a:ext cx="5852160" cy="3491185"/>
                     </a:xfrm>
                     <a:prstGeom prst="rect"/>
                   </pic:spPr>
@@ -930,12 +924,9 @@
           </wp:inline>
         </w:drawing>
       </w:r>
-    </w:p>
-    <w:p>
-      <w:pPr>
-        <w:spacing w:after="240"/>
-        <w:jc w:val="center"/>
-      </w:pPr>
+      <w:r>
+        <w:br/>
+      </w:r>
       <w:r>
         <w:rPr>
           <w:rFonts w:ascii="Helvetica Neue" w:hAnsi="Helvetica Neue" w:eastAsia="Apple SD Gothic Neo"/>
@@ -1204,6 +1195,7 @@
     </w:p>
     <w:p>
       <w:pPr>
+        <w:pageBreakBefore/>
         <w:spacing w:after="80" w:line="360" w:lineRule="auto"/>
         <w:ind w:firstLine="454"/>
       </w:pPr>
@@ -1237,13 +1229,14 @@
     </w:p>
     <w:p>
       <w:pPr>
-        <w:spacing w:before="160" w:after="40"/>
+        <w:keepLines/>
+        <w:spacing w:before="160" w:after="240"/>
         <w:jc w:val="center"/>
       </w:pPr>
       <w:r>
         <w:drawing>
           <wp:inline xmlns:a="http://schemas.openxmlformats.org/drawingml/2006/main" xmlns:pic="http://schemas.openxmlformats.org/drawingml/2006/picture">
-            <wp:extent cx="5120640" cy="2014487"/>
+            <wp:extent cx="5120640" cy="1862331"/>
             <wp:docPr id="2" name="Picture 2"/>
             <wp:cNvGraphicFramePr>
               <a:graphicFrameLocks noChangeAspect="1"/>
@@ -1264,7 +1257,7 @@
                   <pic:spPr>
                     <a:xfrm>
                       <a:off x="0" y="0"/>
-                      <a:ext cx="5120640" cy="2014487"/>
+                      <a:ext cx="5120640" cy="1862331"/>
                     </a:xfrm>
                     <a:prstGeom prst="rect"/>
                   </pic:spPr>
@@ -1274,12 +1267,9 @@
           </wp:inline>
         </w:drawing>
       </w:r>
-    </w:p>
-    <w:p>
-      <w:pPr>
-        <w:spacing w:after="240"/>
-        <w:jc w:val="center"/>
-      </w:pPr>
+      <w:r>
+        <w:br/>
+      </w:r>
       <w:r>
         <w:rPr>
           <w:rFonts w:ascii="Helvetica Neue" w:hAnsi="Helvetica Neue" w:eastAsia="Apple SD Gothic Neo"/>
@@ -1457,21 +1447,6 @@
           <w:sz w:val="22"/>
         </w:rPr>
         <w:t xml:space="preserve"> 한 줄 교체로 측정한 같은 비교에서도 + 3.8 ~ + 9.6 % 의 같은 자릿수 개선이 확인되어 두 측정의 방향이 일치한다.</w:t>
-      </w:r>
-    </w:p>
-    <w:p>
-      <w:pPr>
-        <w:spacing w:after="120" w:line="336" w:lineRule="auto"/>
-        <w:jc w:val="center"/>
-      </w:pPr>
-      <w:r>
-        <w:rPr>
-          <w:rFonts w:ascii="Helvetica Neue" w:hAnsi="Helvetica Neue" w:eastAsia="Apple SD Gothic Neo"/>
-          <w:b w:val="0"/>
-          <w:i w:val="0"/>
-          <w:sz w:val="20"/>
-        </w:rPr>
-        <w:t>표 1. Selectivity 별 SYSTEM 과 BERNOULLI 의 median Q-error 비교 (DEEP 1M, 100 query, plan_rows 기반 Python counterfactual)</w:t>
       </w:r>
     </w:p>
     <w:tbl>
@@ -2393,11 +2368,27 @@
     </w:tbl>
     <w:p>
       <w:pPr>
+        <w:spacing w:after="120" w:line="336" w:lineRule="auto"/>
+        <w:jc w:val="center"/>
+      </w:pPr>
+      <w:r>
+        <w:rPr>
+          <w:rFonts w:ascii="Helvetica Neue" w:hAnsi="Helvetica Neue" w:eastAsia="Apple SD Gothic Neo"/>
+          <w:b w:val="0"/>
+          <w:i w:val="0"/>
+          <w:sz w:val="20"/>
+        </w:rPr>
+        <w:t>표 1. Selectivity 별 SYSTEM 과 BERNOULLI 의 median Q-error 비교 (DEEP 1M, 100 query, plan_rows 기반 Python counterfactual)</w:t>
+      </w:r>
+    </w:p>
+    <w:p>
+      <w:pPr>
         <w:spacing w:after="80" w:line="336" w:lineRule="auto"/>
       </w:pPr>
     </w:p>
     <w:p>
       <w:pPr>
+        <w:pageBreakBefore/>
         <w:spacing w:after="80" w:line="360" w:lineRule="auto"/>
         <w:ind w:firstLine="454"/>
       </w:pPr>
@@ -2449,13 +2440,14 @@
     </w:p>
     <w:p>
       <w:pPr>
-        <w:spacing w:before="160" w:after="40"/>
+        <w:keepLines/>
+        <w:spacing w:before="160" w:after="240"/>
         <w:jc w:val="center"/>
       </w:pPr>
       <w:r>
         <w:drawing>
           <wp:inline xmlns:a="http://schemas.openxmlformats.org/drawingml/2006/main" xmlns:pic="http://schemas.openxmlformats.org/drawingml/2006/picture">
-            <wp:extent cx="5029200" cy="1362828"/>
+            <wp:extent cx="5029200" cy="4308589"/>
             <wp:docPr id="3" name="Picture 3"/>
             <wp:cNvGraphicFramePr>
               <a:graphicFrameLocks noChangeAspect="1"/>
@@ -2476,7 +2468,7 @@
                   <pic:spPr>
                     <a:xfrm>
                       <a:off x="0" y="0"/>
-                      <a:ext cx="5029200" cy="1362828"/>
+                      <a:ext cx="5029200" cy="4308589"/>
                     </a:xfrm>
                     <a:prstGeom prst="rect"/>
                   </pic:spPr>
@@ -2486,12 +2478,9 @@
           </wp:inline>
         </w:drawing>
       </w:r>
-    </w:p>
-    <w:p>
-      <w:pPr>
-        <w:spacing w:after="240"/>
-        <w:jc w:val="center"/>
-      </w:pPr>
+      <w:r>
+        <w:br/>
+      </w:r>
       <w:r>
         <w:rPr>
           <w:rFonts w:ascii="Helvetica Neue" w:hAnsi="Helvetica Neue" w:eastAsia="Apple SD Gothic Neo"/>
@@ -2505,7 +2494,8 @@
     <w:p>
       <w:pPr>
         <w:keepNext/>
-        <w:spacing w:before="200" w:after="120"/>
+        <w:pageBreakBefore/>
+        <w:spacing w:before="0" w:after="120"/>
       </w:pPr>
       <w:r>
         <w:rPr>
@@ -2584,21 +2574,6 @@
           <w:sz w:val="22"/>
         </w:rPr>
         <w:t xml:space="preserve"> 를 기준으로 사용하였다.</w:t>
-      </w:r>
-    </w:p>
-    <w:p>
-      <w:pPr>
-        <w:spacing w:after="120" w:line="336" w:lineRule="auto"/>
-        <w:jc w:val="center"/>
-      </w:pPr>
-      <w:r>
-        <w:rPr>
-          <w:rFonts w:ascii="Helvetica Neue" w:hAnsi="Helvetica Neue" w:eastAsia="Apple SD Gothic Neo"/>
-          <w:b w:val="0"/>
-          <w:i w:val="0"/>
-          <w:sz w:val="20"/>
-        </w:rPr>
-        <w:t>표 2. KM20 vs BERN 의 5-seed 평균 개선율과 95 % 신뢰구간 (native vector.c 측정)</w:t>
       </w:r>
     </w:p>
     <w:tbl>
@@ -2964,6 +2939,21 @@
     </w:tbl>
     <w:p>
       <w:pPr>
+        <w:spacing w:after="120" w:line="336" w:lineRule="auto"/>
+        <w:jc w:val="center"/>
+      </w:pPr>
+      <w:r>
+        <w:rPr>
+          <w:rFonts w:ascii="Helvetica Neue" w:hAnsi="Helvetica Neue" w:eastAsia="Apple SD Gothic Neo"/>
+          <w:b w:val="0"/>
+          <w:i w:val="0"/>
+          <w:sz w:val="20"/>
+        </w:rPr>
+        <w:t>표 2. KM20 vs BERN 의 5-seed 평균 개선율과 95 % 신뢰구간 (native vector.c 측정)</w:t>
+      </w:r>
+    </w:p>
+    <w:p>
+      <w:pPr>
         <w:spacing w:after="80" w:line="336" w:lineRule="auto"/>
       </w:pPr>
     </w:p>
@@ -2984,13 +2974,14 @@
     </w:p>
     <w:p>
       <w:pPr>
-        <w:spacing w:before="160" w:after="40"/>
+        <w:keepLines/>
+        <w:spacing w:before="160" w:after="240"/>
         <w:jc w:val="center"/>
       </w:pPr>
       <w:r>
         <w:drawing>
           <wp:inline xmlns:a="http://schemas.openxmlformats.org/drawingml/2006/main" xmlns:pic="http://schemas.openxmlformats.org/drawingml/2006/picture">
-            <wp:extent cx="5120640" cy="3108652"/>
+            <wp:extent cx="5120640" cy="2935949"/>
             <wp:docPr id="4" name="Picture 4"/>
             <wp:cNvGraphicFramePr>
               <a:graphicFrameLocks noChangeAspect="1"/>
@@ -3011,7 +3002,7 @@
                   <pic:spPr>
                     <a:xfrm>
                       <a:off x="0" y="0"/>
-                      <a:ext cx="5120640" cy="3108652"/>
+                      <a:ext cx="5120640" cy="2935949"/>
                     </a:xfrm>
                     <a:prstGeom prst="rect"/>
                   </pic:spPr>
@@ -3021,12 +3012,9 @@
           </wp:inline>
         </w:drawing>
       </w:r>
-    </w:p>
-    <w:p>
-      <w:pPr>
-        <w:spacing w:after="240"/>
-        <w:jc w:val="center"/>
-      </w:pPr>
+      <w:r>
+        <w:br/>
+      </w:r>
       <w:r>
         <w:rPr>
           <w:rFonts w:ascii="Helvetica Neue" w:hAnsi="Helvetica Neue" w:eastAsia="Apple SD Gothic Neo"/>
@@ -3039,13 +3027,14 @@
     </w:p>
     <w:p>
       <w:pPr>
-        <w:spacing w:before="160" w:after="40"/>
+        <w:keepLines/>
+        <w:spacing w:before="160" w:after="240"/>
         <w:jc w:val="center"/>
       </w:pPr>
       <w:r>
         <w:drawing>
           <wp:inline xmlns:a="http://schemas.openxmlformats.org/drawingml/2006/main" xmlns:pic="http://schemas.openxmlformats.org/drawingml/2006/picture">
-            <wp:extent cx="5120640" cy="4067088"/>
+            <wp:extent cx="5120640" cy="3829802"/>
             <wp:docPr id="5" name="Picture 5"/>
             <wp:cNvGraphicFramePr>
               <a:graphicFrameLocks noChangeAspect="1"/>
@@ -3066,7 +3055,7 @@
                   <pic:spPr>
                     <a:xfrm>
                       <a:off x="0" y="0"/>
-                      <a:ext cx="5120640" cy="4067088"/>
+                      <a:ext cx="5120640" cy="3829802"/>
                     </a:xfrm>
                     <a:prstGeom prst="rect"/>
                   </pic:spPr>
@@ -3076,12 +3065,9 @@
           </wp:inline>
         </w:drawing>
       </w:r>
-    </w:p>
-    <w:p>
-      <w:pPr>
-        <w:spacing w:after="240"/>
-        <w:jc w:val="center"/>
-      </w:pPr>
+      <w:r>
+        <w:br/>
+      </w:r>
       <w:r>
         <w:rPr>
           <w:rFonts w:ascii="Helvetica Neue" w:hAnsi="Helvetica Neue" w:eastAsia="Apple SD Gothic Neo"/>
@@ -3094,13 +3080,14 @@
     </w:p>
     <w:p>
       <w:pPr>
-        <w:spacing w:before="160" w:after="40"/>
+        <w:keepLines/>
+        <w:spacing w:before="160" w:after="240"/>
         <w:jc w:val="center"/>
       </w:pPr>
       <w:r>
         <w:drawing>
           <wp:inline xmlns:a="http://schemas.openxmlformats.org/drawingml/2006/main" xmlns:pic="http://schemas.openxmlformats.org/drawingml/2006/picture">
-            <wp:extent cx="4937760" cy="3694865"/>
+            <wp:extent cx="4937760" cy="3491943"/>
             <wp:docPr id="6" name="Picture 6"/>
             <wp:cNvGraphicFramePr>
               <a:graphicFrameLocks noChangeAspect="1"/>
@@ -3121,7 +3108,7 @@
                   <pic:spPr>
                     <a:xfrm>
                       <a:off x="0" y="0"/>
-                      <a:ext cx="4937760" cy="3694865"/>
+                      <a:ext cx="4937760" cy="3491943"/>
                     </a:xfrm>
                     <a:prstGeom prst="rect"/>
                   </pic:spPr>
@@ -3131,12 +3118,9 @@
           </wp:inline>
         </w:drawing>
       </w:r>
-    </w:p>
-    <w:p>
-      <w:pPr>
-        <w:spacing w:after="240"/>
-        <w:jc w:val="center"/>
-      </w:pPr>
+      <w:r>
+        <w:br/>
+      </w:r>
       <w:r>
         <w:rPr>
           <w:rFonts w:ascii="Helvetica Neue" w:hAnsi="Helvetica Neue" w:eastAsia="Apple SD Gothic Neo"/>
@@ -3150,7 +3134,8 @@
     <w:p>
       <w:pPr>
         <w:keepNext/>
-        <w:spacing w:before="200" w:after="120"/>
+        <w:pageBreakBefore/>
+        <w:spacing w:before="0" w:after="120"/>
       </w:pPr>
       <w:r>
         <w:rPr>
@@ -3233,13 +3218,14 @@
     </w:p>
     <w:p>
       <w:pPr>
-        <w:spacing w:before="160" w:after="40"/>
+        <w:keepLines/>
+        <w:spacing w:before="160" w:after="240"/>
         <w:jc w:val="center"/>
       </w:pPr>
       <w:r>
         <w:drawing>
           <wp:inline xmlns:a="http://schemas.openxmlformats.org/drawingml/2006/main" xmlns:pic="http://schemas.openxmlformats.org/drawingml/2006/picture">
-            <wp:extent cx="4937760" cy="2208857"/>
+            <wp:extent cx="4937760" cy="2111207"/>
             <wp:docPr id="7" name="Picture 7"/>
             <wp:cNvGraphicFramePr>
               <a:graphicFrameLocks noChangeAspect="1"/>
@@ -3260,7 +3246,7 @@
                   <pic:spPr>
                     <a:xfrm>
                       <a:off x="0" y="0"/>
-                      <a:ext cx="4937760" cy="2208857"/>
+                      <a:ext cx="4937760" cy="2111207"/>
                     </a:xfrm>
                     <a:prstGeom prst="rect"/>
                   </pic:spPr>
@@ -3270,12 +3256,9 @@
           </wp:inline>
         </w:drawing>
       </w:r>
-    </w:p>
-    <w:p>
-      <w:pPr>
-        <w:spacing w:after="240"/>
-        <w:jc w:val="center"/>
-      </w:pPr>
+      <w:r>
+        <w:br/>
+      </w:r>
       <w:r>
         <w:rPr>
           <w:rFonts w:ascii="Helvetica Neue" w:hAnsi="Helvetica Neue" w:eastAsia="Apple SD Gothic Neo"/>
@@ -3289,7 +3272,8 @@
     <w:p>
       <w:pPr>
         <w:keepNext/>
-        <w:spacing w:before="200" w:after="120"/>
+        <w:pageBreakBefore/>
+        <w:spacing w:before="0" w:after="120"/>
       </w:pPr>
       <w:r>
         <w:rPr>
@@ -3318,13 +3302,14 @@
     </w:p>
     <w:p>
       <w:pPr>
-        <w:spacing w:before="160" w:after="40"/>
+        <w:keepLines/>
+        <w:spacing w:before="160" w:after="240"/>
         <w:jc w:val="center"/>
       </w:pPr>
       <w:r>
         <w:drawing>
           <wp:inline xmlns:a="http://schemas.openxmlformats.org/drawingml/2006/main" xmlns:pic="http://schemas.openxmlformats.org/drawingml/2006/picture">
-            <wp:extent cx="4937760" cy="2015667"/>
+            <wp:extent cx="4937760" cy="1975604"/>
             <wp:docPr id="8" name="Picture 8"/>
             <wp:cNvGraphicFramePr>
               <a:graphicFrameLocks noChangeAspect="1"/>
@@ -3345,7 +3330,7 @@
                   <pic:spPr>
                     <a:xfrm>
                       <a:off x="0" y="0"/>
-                      <a:ext cx="4937760" cy="2015667"/>
+                      <a:ext cx="4937760" cy="1975604"/>
                     </a:xfrm>
                     <a:prstGeom prst="rect"/>
                   </pic:spPr>
@@ -3355,12 +3340,9 @@
           </wp:inline>
         </w:drawing>
       </w:r>
-    </w:p>
-    <w:p>
-      <w:pPr>
-        <w:spacing w:after="240"/>
-        <w:jc w:val="center"/>
-      </w:pPr>
+      <w:r>
+        <w:br/>
+      </w:r>
       <w:r>
         <w:rPr>
           <w:rFonts w:ascii="Helvetica Neue" w:hAnsi="Helvetica Neue" w:eastAsia="Apple SD Gothic Neo"/>
@@ -3420,21 +3402,6 @@
         <w:t xml:space="preserve"> 로 정의하고, 다음 세 패러다임의 일곱 가지 방법을 동일한 metric 으로 비교하는 프레임워크를 설계하였다.</w:t>
       </w:r>
     </w:p>
-    <w:p>
-      <w:pPr>
-        <w:spacing w:after="120" w:line="336" w:lineRule="auto"/>
-        <w:jc w:val="center"/>
-      </w:pPr>
-      <w:r>
-        <w:rPr>
-          <w:rFonts w:ascii="Helvetica Neue" w:hAnsi="Helvetica Neue" w:eastAsia="Apple SD Gothic Neo"/>
-          <w:b w:val="0"/>
-          <w:i w:val="0"/>
-          <w:sz w:val="20"/>
-        </w:rPr>
-        <w:t>표 3. RQ3 의 7 가지 비교 baseline (3 패러다임)</w:t>
-      </w:r>
-    </w:p>
     <w:tbl>
       <w:tblPr>
         <w:tblStyle w:val="LightGrid-Accent1"/>
@@ -3442,15 +3409,14 @@
         <w:tblLook w:firstColumn="1" w:firstRow="1" w:lastColumn="0" w:lastRow="0" w:noHBand="0" w:noVBand="1" w:val="04A0"/>
       </w:tblPr>
       <w:tblGrid>
-        <w:gridCol w:w="2266"/>
-        <w:gridCol w:w="2266"/>
-        <w:gridCol w:w="2266"/>
-        <w:gridCol w:w="2266"/>
+        <w:gridCol w:w="1984"/>
+        <w:gridCol w:w="2268"/>
+        <w:gridCol w:w="4819"/>
       </w:tblGrid>
       <w:tr>
         <w:tc>
           <w:tcPr>
-            <w:tcW w:type="dxa" w:w="2266"/>
+            <w:tcW w:type="dxa" w:w="3022"/>
             <w:vAlign w:val="center"/>
             <w:shd w:val="clear" w:color="auto" w:fill="E7EBF2"/>
           </w:tcPr>
@@ -3472,29 +3438,7 @@
         </w:tc>
         <w:tc>
           <w:tcPr>
-            <w:tcW w:type="dxa" w:w="2266"/>
-            <w:vAlign w:val="center"/>
-            <w:shd w:val="clear" w:color="auto" w:fill="E7EBF2"/>
-          </w:tcPr>
-          <w:p>
-            <w:pPr>
-              <w:jc w:val="center"/>
-            </w:pPr>
-            <w:r/>
-            <w:r>
-              <w:rPr>
-                <w:rFonts w:ascii="Helvetica Neue" w:hAnsi="Helvetica Neue" w:eastAsia="Apple SD Gothic Neo"/>
-                <w:b/>
-                <w:i w:val="0"/>
-                <w:sz w:val="20"/>
-              </w:rPr>
-              <w:t>방법 ID</w:t>
-            </w:r>
-          </w:p>
-        </w:tc>
-        <w:tc>
-          <w:tcPr>
-            <w:tcW w:type="dxa" w:w="2266"/>
+            <w:tcW w:type="dxa" w:w="3022"/>
             <w:vAlign w:val="center"/>
             <w:shd w:val="clear" w:color="auto" w:fill="E7EBF2"/>
           </w:tcPr>
@@ -3516,7 +3460,7 @@
         </w:tc>
         <w:tc>
           <w:tcPr>
-            <w:tcW w:type="dxa" w:w="2266"/>
+            <w:tcW w:type="dxa" w:w="3022"/>
             <w:vAlign w:val="center"/>
             <w:shd w:val="clear" w:color="auto" w:fill="E7EBF2"/>
           </w:tcPr>
@@ -3540,7 +3484,7 @@
       <w:tr>
         <w:tc>
           <w:tcPr>
-            <w:tcW w:type="dxa" w:w="2266"/>
+            <w:tcW w:type="dxa" w:w="3022"/>
             <w:vAlign w:val="center"/>
           </w:tcPr>
           <w:p>
@@ -3561,28 +3505,7 @@
         </w:tc>
         <w:tc>
           <w:tcPr>
-            <w:tcW w:type="dxa" w:w="2266"/>
-            <w:vAlign w:val="center"/>
-          </w:tcPr>
-          <w:p>
-            <w:pPr>
-              <w:jc w:val="center"/>
-            </w:pPr>
-            <w:r/>
-            <w:r>
-              <w:rPr>
-                <w:rFonts w:ascii="Helvetica Neue" w:hAnsi="Helvetica Neue" w:eastAsia="Apple SD Gothic Neo"/>
-                <w:b w:val="0"/>
-                <w:i w:val="0"/>
-                <w:sz w:val="20"/>
-              </w:rPr>
-              <w:t>(A)</w:t>
-            </w:r>
-          </w:p>
-        </w:tc>
-        <w:tc>
-          <w:tcPr>
-            <w:tcW w:type="dxa" w:w="2266"/>
+            <w:tcW w:type="dxa" w:w="3022"/>
             <w:vAlign w:val="center"/>
           </w:tcPr>
           <w:p>
@@ -3603,7 +3526,7 @@
         </w:tc>
         <w:tc>
           <w:tcPr>
-            <w:tcW w:type="dxa" w:w="2266"/>
+            <w:tcW w:type="dxa" w:w="3022"/>
             <w:vAlign w:val="center"/>
           </w:tcPr>
           <w:p>
@@ -3623,7 +3546,7 @@
       <w:tr>
         <w:tc>
           <w:tcPr>
-            <w:tcW w:type="dxa" w:w="2266"/>
+            <w:tcW w:type="dxa" w:w="3022"/>
             <w:vAlign w:val="center"/>
           </w:tcPr>
           <w:p>
@@ -3644,28 +3567,7 @@
         </w:tc>
         <w:tc>
           <w:tcPr>
-            <w:tcW w:type="dxa" w:w="2266"/>
-            <w:vAlign w:val="center"/>
-          </w:tcPr>
-          <w:p>
-            <w:pPr>
-              <w:jc w:val="center"/>
-            </w:pPr>
-            <w:r/>
-            <w:r>
-              <w:rPr>
-                <w:rFonts w:ascii="Helvetica Neue" w:hAnsi="Helvetica Neue" w:eastAsia="Apple SD Gothic Neo"/>
-                <w:b w:val="0"/>
-                <w:i w:val="0"/>
-                <w:sz w:val="20"/>
-              </w:rPr>
-              <w:t>(C)</w:t>
-            </w:r>
-          </w:p>
-        </w:tc>
-        <w:tc>
-          <w:tcPr>
-            <w:tcW w:type="dxa" w:w="2266"/>
+            <w:tcW w:type="dxa" w:w="3022"/>
             <w:vAlign w:val="center"/>
           </w:tcPr>
           <w:p>
@@ -3686,7 +3588,7 @@
         </w:tc>
         <w:tc>
           <w:tcPr>
-            <w:tcW w:type="dxa" w:w="2266"/>
+            <w:tcW w:type="dxa" w:w="3022"/>
             <w:vAlign w:val="center"/>
           </w:tcPr>
           <w:p>
@@ -3706,7 +3608,7 @@
       <w:tr>
         <w:tc>
           <w:tcPr>
-            <w:tcW w:type="dxa" w:w="2266"/>
+            <w:tcW w:type="dxa" w:w="3022"/>
             <w:vAlign w:val="center"/>
           </w:tcPr>
           <w:p>
@@ -3727,28 +3629,7 @@
         </w:tc>
         <w:tc>
           <w:tcPr>
-            <w:tcW w:type="dxa" w:w="2266"/>
-            <w:vAlign w:val="center"/>
-          </w:tcPr>
-          <w:p>
-            <w:pPr>
-              <w:jc w:val="center"/>
-            </w:pPr>
-            <w:r/>
-            <w:r>
-              <w:rPr>
-                <w:rFonts w:ascii="Helvetica Neue" w:hAnsi="Helvetica Neue" w:eastAsia="Apple SD Gothic Neo"/>
-                <w:b w:val="0"/>
-                <w:i w:val="0"/>
-                <w:sz w:val="20"/>
-              </w:rPr>
-              <w:t>(E)</w:t>
-            </w:r>
-          </w:p>
-        </w:tc>
-        <w:tc>
-          <w:tcPr>
-            <w:tcW w:type="dxa" w:w="2266"/>
+            <w:tcW w:type="dxa" w:w="3022"/>
             <w:vAlign w:val="center"/>
           </w:tcPr>
           <w:p>
@@ -3769,7 +3650,7 @@
         </w:tc>
         <w:tc>
           <w:tcPr>
-            <w:tcW w:type="dxa" w:w="2266"/>
+            <w:tcW w:type="dxa" w:w="3022"/>
             <w:vAlign w:val="center"/>
           </w:tcPr>
           <w:p>
@@ -3789,7 +3670,7 @@
       <w:tr>
         <w:tc>
           <w:tcPr>
-            <w:tcW w:type="dxa" w:w="2266"/>
+            <w:tcW w:type="dxa" w:w="3022"/>
             <w:vAlign w:val="center"/>
           </w:tcPr>
           <w:p>
@@ -3810,28 +3691,7 @@
         </w:tc>
         <w:tc>
           <w:tcPr>
-            <w:tcW w:type="dxa" w:w="2266"/>
-            <w:vAlign w:val="center"/>
-          </w:tcPr>
-          <w:p>
-            <w:pPr>
-              <w:jc w:val="center"/>
-            </w:pPr>
-            <w:r/>
-            <w:r>
-              <w:rPr>
-                <w:rFonts w:ascii="Helvetica Neue" w:hAnsi="Helvetica Neue" w:eastAsia="Apple SD Gothic Neo"/>
-                <w:b w:val="0"/>
-                <w:i w:val="0"/>
-                <w:sz w:val="20"/>
-              </w:rPr>
-              <w:t>(F)</w:t>
-            </w:r>
-          </w:p>
-        </w:tc>
-        <w:tc>
-          <w:tcPr>
-            <w:tcW w:type="dxa" w:w="2266"/>
+            <w:tcW w:type="dxa" w:w="3022"/>
             <w:vAlign w:val="center"/>
           </w:tcPr>
           <w:p>
@@ -3852,7 +3712,7 @@
         </w:tc>
         <w:tc>
           <w:tcPr>
-            <w:tcW w:type="dxa" w:w="2266"/>
+            <w:tcW w:type="dxa" w:w="3022"/>
             <w:vAlign w:val="center"/>
           </w:tcPr>
           <w:p>
@@ -3872,7 +3732,7 @@
       <w:tr>
         <w:tc>
           <w:tcPr>
-            <w:tcW w:type="dxa" w:w="2266"/>
+            <w:tcW w:type="dxa" w:w="3022"/>
             <w:vAlign w:val="center"/>
           </w:tcPr>
           <w:p>
@@ -3893,28 +3753,7 @@
         </w:tc>
         <w:tc>
           <w:tcPr>
-            <w:tcW w:type="dxa" w:w="2266"/>
-            <w:vAlign w:val="center"/>
-          </w:tcPr>
-          <w:p>
-            <w:pPr>
-              <w:jc w:val="center"/>
-            </w:pPr>
-            <w:r/>
-            <w:r>
-              <w:rPr>
-                <w:rFonts w:ascii="Helvetica Neue" w:hAnsi="Helvetica Neue" w:eastAsia="Apple SD Gothic Neo"/>
-                <w:b w:val="0"/>
-                <w:i w:val="0"/>
-                <w:sz w:val="20"/>
-              </w:rPr>
-              <w:t>(G)</w:t>
-            </w:r>
-          </w:p>
-        </w:tc>
-        <w:tc>
-          <w:tcPr>
-            <w:tcW w:type="dxa" w:w="2266"/>
+            <w:tcW w:type="dxa" w:w="3022"/>
             <w:vAlign w:val="center"/>
           </w:tcPr>
           <w:p>
@@ -3935,7 +3774,7 @@
         </w:tc>
         <w:tc>
           <w:tcPr>
-            <w:tcW w:type="dxa" w:w="2266"/>
+            <w:tcW w:type="dxa" w:w="3022"/>
             <w:vAlign w:val="center"/>
           </w:tcPr>
           <w:p>
@@ -3955,7 +3794,7 @@
       <w:tr>
         <w:tc>
           <w:tcPr>
-            <w:tcW w:type="dxa" w:w="2266"/>
+            <w:tcW w:type="dxa" w:w="3022"/>
             <w:vAlign w:val="center"/>
           </w:tcPr>
           <w:p>
@@ -3976,28 +3815,7 @@
         </w:tc>
         <w:tc>
           <w:tcPr>
-            <w:tcW w:type="dxa" w:w="2266"/>
-            <w:vAlign w:val="center"/>
-          </w:tcPr>
-          <w:p>
-            <w:pPr>
-              <w:jc w:val="center"/>
-            </w:pPr>
-            <w:r/>
-            <w:r>
-              <w:rPr>
-                <w:rFonts w:ascii="Helvetica Neue" w:hAnsi="Helvetica Neue" w:eastAsia="Apple SD Gothic Neo"/>
-                <w:b w:val="0"/>
-                <w:i w:val="0"/>
-                <w:sz w:val="20"/>
-              </w:rPr>
-              <w:t>(B)</w:t>
-            </w:r>
-          </w:p>
-        </w:tc>
-        <w:tc>
-          <w:tcPr>
-            <w:tcW w:type="dxa" w:w="2266"/>
+            <w:tcW w:type="dxa" w:w="3022"/>
             <w:vAlign w:val="center"/>
           </w:tcPr>
           <w:p>
@@ -4018,7 +3836,7 @@
         </w:tc>
         <w:tc>
           <w:tcPr>
-            <w:tcW w:type="dxa" w:w="2266"/>
+            <w:tcW w:type="dxa" w:w="3022"/>
             <w:vAlign w:val="center"/>
           </w:tcPr>
           <w:p>
@@ -4038,7 +3856,7 @@
       <w:tr>
         <w:tc>
           <w:tcPr>
-            <w:tcW w:type="dxa" w:w="2266"/>
+            <w:tcW w:type="dxa" w:w="3022"/>
             <w:vAlign w:val="center"/>
           </w:tcPr>
           <w:p>
@@ -4059,28 +3877,7 @@
         </w:tc>
         <w:tc>
           <w:tcPr>
-            <w:tcW w:type="dxa" w:w="2266"/>
-            <w:vAlign w:val="center"/>
-          </w:tcPr>
-          <w:p>
-            <w:pPr>
-              <w:jc w:val="center"/>
-            </w:pPr>
-            <w:r/>
-            <w:r>
-              <w:rPr>
-                <w:rFonts w:ascii="Helvetica Neue" w:hAnsi="Helvetica Neue" w:eastAsia="Apple SD Gothic Neo"/>
-                <w:b w:val="0"/>
-                <w:i w:val="0"/>
-                <w:sz w:val="20"/>
-              </w:rPr>
-              <w:t>(H)</w:t>
-            </w:r>
-          </w:p>
-        </w:tc>
-        <w:tc>
-          <w:tcPr>
-            <w:tcW w:type="dxa" w:w="2266"/>
+            <w:tcW w:type="dxa" w:w="3022"/>
             <w:vAlign w:val="center"/>
           </w:tcPr>
           <w:p>
@@ -4101,7 +3898,7 @@
         </w:tc>
         <w:tc>
           <w:tcPr>
-            <w:tcW w:type="dxa" w:w="2266"/>
+            <w:tcW w:type="dxa" w:w="3022"/>
             <w:vAlign w:val="center"/>
           </w:tcPr>
           <w:p>
@@ -4119,6 +3916,21 @@
         </w:tc>
       </w:tr>
     </w:tbl>
+    <w:p>
+      <w:pPr>
+        <w:spacing w:after="120" w:line="336" w:lineRule="auto"/>
+        <w:jc w:val="center"/>
+      </w:pPr>
+      <w:r>
+        <w:rPr>
+          <w:rFonts w:ascii="Helvetica Neue" w:hAnsi="Helvetica Neue" w:eastAsia="Apple SD Gothic Neo"/>
+          <w:b w:val="0"/>
+          <w:i w:val="0"/>
+          <w:sz w:val="20"/>
+        </w:rPr>
+        <w:t>표 3. RQ3 의 7 가지 비교 baseline (3 패러다임)</w:t>
+      </w:r>
+    </w:p>
     <w:p>
       <w:pPr>
         <w:spacing w:after="80" w:line="336" w:lineRule="auto"/>
@@ -4234,21 +4046,6 @@
         <w:t>5.  일정 및 역할 배분</w:t>
       </w:r>
     </w:p>
-    <w:p>
-      <w:pPr>
-        <w:spacing w:after="120" w:line="336" w:lineRule="auto"/>
-        <w:jc w:val="center"/>
-      </w:pPr>
-      <w:r>
-        <w:rPr>
-          <w:rFonts w:ascii="Helvetica Neue" w:hAnsi="Helvetica Neue" w:eastAsia="Apple SD Gothic Neo"/>
-          <w:b w:val="0"/>
-          <w:i w:val="0"/>
-          <w:sz w:val="20"/>
-        </w:rPr>
-        <w:t>표 4. 캡스톤 2026-1 학기 전체 일정</w:t>
-      </w:r>
-    </w:p>
     <w:tbl>
       <w:tblPr>
         <w:tblStyle w:val="LightGrid-Accent1"/>
@@ -4256,14 +4053,13 @@
         <w:tblLook w:firstColumn="1" w:firstRow="1" w:lastColumn="0" w:lastRow="0" w:noHBand="0" w:noVBand="1" w:val="04A0"/>
       </w:tblPr>
       <w:tblGrid>
-        <w:gridCol w:w="3022"/>
-        <w:gridCol w:w="3022"/>
-        <w:gridCol w:w="3022"/>
+        <w:gridCol w:w="1984"/>
+        <w:gridCol w:w="7087"/>
       </w:tblGrid>
       <w:tr>
         <w:tc>
           <w:tcPr>
-            <w:tcW w:type="dxa" w:w="3022"/>
+            <w:tcW w:type="dxa" w:w="4533"/>
             <w:vAlign w:val="center"/>
             <w:shd w:val="clear" w:color="auto" w:fill="E7EBF2"/>
           </w:tcPr>
@@ -4285,7 +4081,7 @@
         </w:tc>
         <w:tc>
           <w:tcPr>
-            <w:tcW w:type="dxa" w:w="3022"/>
+            <w:tcW w:type="dxa" w:w="4533"/>
             <w:vAlign w:val="center"/>
             <w:shd w:val="clear" w:color="auto" w:fill="E7EBF2"/>
           </w:tcPr>
@@ -4305,33 +4101,11 @@
             </w:r>
           </w:p>
         </w:tc>
-        <w:tc>
-          <w:tcPr>
-            <w:tcW w:type="dxa" w:w="3022"/>
-            <w:vAlign w:val="center"/>
-            <w:shd w:val="clear" w:color="auto" w:fill="E7EBF2"/>
-          </w:tcPr>
-          <w:p>
-            <w:pPr>
-              <w:jc w:val="center"/>
-            </w:pPr>
-            <w:r/>
-            <w:r>
-              <w:rPr>
-                <w:rFonts w:ascii="Helvetica Neue" w:hAnsi="Helvetica Neue" w:eastAsia="Apple SD Gothic Neo"/>
-                <w:b/>
-                <w:i w:val="0"/>
-                <w:sz w:val="20"/>
-              </w:rPr>
-              <w:t>상태</w:t>
-            </w:r>
-          </w:p>
-        </w:tc>
       </w:tr>
       <w:tr>
         <w:tc>
           <w:tcPr>
-            <w:tcW w:type="dxa" w:w="3022"/>
+            <w:tcW w:type="dxa" w:w="4533"/>
             <w:vAlign w:val="center"/>
           </w:tcPr>
           <w:p>
@@ -4352,7 +4126,7 @@
         </w:tc>
         <w:tc>
           <w:tcPr>
-            <w:tcW w:type="dxa" w:w="3022"/>
+            <w:tcW w:type="dxa" w:w="4533"/>
             <w:vAlign w:val="center"/>
           </w:tcPr>
           <w:p>
@@ -4368,32 +4142,11 @@
             </w:r>
           </w:p>
         </w:tc>
-        <w:tc>
-          <w:tcPr>
-            <w:tcW w:type="dxa" w:w="3022"/>
-            <w:vAlign w:val="center"/>
-          </w:tcPr>
-          <w:p>
-            <w:pPr>
-              <w:jc w:val="center"/>
-            </w:pPr>
-            <w:r/>
-            <w:r>
-              <w:rPr>
-                <w:rFonts w:ascii="Helvetica Neue" w:hAnsi="Helvetica Neue" w:eastAsia="Apple SD Gothic Neo"/>
-                <w:b w:val="0"/>
-                <w:i w:val="0"/>
-                <w:sz w:val="20"/>
-              </w:rPr>
-              <w:t>완료</w:t>
-            </w:r>
-          </w:p>
-        </w:tc>
       </w:tr>
       <w:tr>
         <w:tc>
           <w:tcPr>
-            <w:tcW w:type="dxa" w:w="3022"/>
+            <w:tcW w:type="dxa" w:w="4533"/>
             <w:vAlign w:val="center"/>
           </w:tcPr>
           <w:p>
@@ -4414,7 +4167,7 @@
         </w:tc>
         <w:tc>
           <w:tcPr>
-            <w:tcW w:type="dxa" w:w="3022"/>
+            <w:tcW w:type="dxa" w:w="4533"/>
             <w:vAlign w:val="center"/>
           </w:tcPr>
           <w:p>
@@ -4430,32 +4183,11 @@
             </w:r>
           </w:p>
         </w:tc>
-        <w:tc>
-          <w:tcPr>
-            <w:tcW w:type="dxa" w:w="3022"/>
-            <w:vAlign w:val="center"/>
-          </w:tcPr>
-          <w:p>
-            <w:pPr>
-              <w:jc w:val="center"/>
-            </w:pPr>
-            <w:r/>
-            <w:r>
-              <w:rPr>
-                <w:rFonts w:ascii="Helvetica Neue" w:hAnsi="Helvetica Neue" w:eastAsia="Apple SD Gothic Neo"/>
-                <w:b w:val="0"/>
-                <w:i w:val="0"/>
-                <w:sz w:val="20"/>
-              </w:rPr>
-              <w:t>완료</w:t>
-            </w:r>
-          </w:p>
-        </w:tc>
       </w:tr>
       <w:tr>
         <w:tc>
           <w:tcPr>
-            <w:tcW w:type="dxa" w:w="3022"/>
+            <w:tcW w:type="dxa" w:w="4533"/>
             <w:vAlign w:val="center"/>
           </w:tcPr>
           <w:p>
@@ -4476,7 +4208,7 @@
         </w:tc>
         <w:tc>
           <w:tcPr>
-            <w:tcW w:type="dxa" w:w="3022"/>
+            <w:tcW w:type="dxa" w:w="4533"/>
             <w:vAlign w:val="center"/>
           </w:tcPr>
           <w:p>
@@ -4492,32 +4224,11 @@
             </w:r>
           </w:p>
         </w:tc>
-        <w:tc>
-          <w:tcPr>
-            <w:tcW w:type="dxa" w:w="3022"/>
-            <w:vAlign w:val="center"/>
-          </w:tcPr>
-          <w:p>
-            <w:pPr>
-              <w:jc w:val="center"/>
-            </w:pPr>
-            <w:r/>
-            <w:r>
-              <w:rPr>
-                <w:rFonts w:ascii="Helvetica Neue" w:hAnsi="Helvetica Neue" w:eastAsia="Apple SD Gothic Neo"/>
-                <w:b w:val="0"/>
-                <w:i w:val="0"/>
-                <w:sz w:val="20"/>
-              </w:rPr>
-              <w:t>완료</w:t>
-            </w:r>
-          </w:p>
-        </w:tc>
       </w:tr>
       <w:tr>
         <w:tc>
           <w:tcPr>
-            <w:tcW w:type="dxa" w:w="3022"/>
+            <w:tcW w:type="dxa" w:w="4533"/>
             <w:vAlign w:val="center"/>
           </w:tcPr>
           <w:p>
@@ -4538,7 +4249,7 @@
         </w:tc>
         <w:tc>
           <w:tcPr>
-            <w:tcW w:type="dxa" w:w="3022"/>
+            <w:tcW w:type="dxa" w:w="4533"/>
             <w:vAlign w:val="center"/>
           </w:tcPr>
           <w:p>
@@ -4554,32 +4265,11 @@
             </w:r>
           </w:p>
         </w:tc>
-        <w:tc>
-          <w:tcPr>
-            <w:tcW w:type="dxa" w:w="3022"/>
-            <w:vAlign w:val="center"/>
-          </w:tcPr>
-          <w:p>
-            <w:pPr>
-              <w:jc w:val="center"/>
-            </w:pPr>
-            <w:r/>
-            <w:r>
-              <w:rPr>
-                <w:rFonts w:ascii="Helvetica Neue" w:hAnsi="Helvetica Neue" w:eastAsia="Apple SD Gothic Neo"/>
-                <w:b w:val="0"/>
-                <w:i w:val="0"/>
-                <w:sz w:val="20"/>
-              </w:rPr>
-              <w:t>완료</w:t>
-            </w:r>
-          </w:p>
-        </w:tc>
       </w:tr>
       <w:tr>
         <w:tc>
           <w:tcPr>
-            <w:tcW w:type="dxa" w:w="3022"/>
+            <w:tcW w:type="dxa" w:w="4533"/>
             <w:vAlign w:val="center"/>
           </w:tcPr>
           <w:p>
@@ -4600,7 +4290,7 @@
         </w:tc>
         <w:tc>
           <w:tcPr>
-            <w:tcW w:type="dxa" w:w="3022"/>
+            <w:tcW w:type="dxa" w:w="4533"/>
             <w:vAlign w:val="center"/>
           </w:tcPr>
           <w:p>
@@ -4616,32 +4306,11 @@
             </w:r>
           </w:p>
         </w:tc>
-        <w:tc>
-          <w:tcPr>
-            <w:tcW w:type="dxa" w:w="3022"/>
-            <w:vAlign w:val="center"/>
-          </w:tcPr>
-          <w:p>
-            <w:pPr>
-              <w:jc w:val="center"/>
-            </w:pPr>
-            <w:r/>
-            <w:r>
-              <w:rPr>
-                <w:rFonts w:ascii="Helvetica Neue" w:hAnsi="Helvetica Neue" w:eastAsia="Apple SD Gothic Neo"/>
-                <w:b w:val="0"/>
-                <w:i w:val="0"/>
-                <w:sz w:val="20"/>
-              </w:rPr>
-              <w:t>진행</w:t>
-            </w:r>
-          </w:p>
-        </w:tc>
       </w:tr>
       <w:tr>
         <w:tc>
           <w:tcPr>
-            <w:tcW w:type="dxa" w:w="3022"/>
+            <w:tcW w:type="dxa" w:w="4533"/>
             <w:vAlign w:val="center"/>
           </w:tcPr>
           <w:p>
@@ -4662,7 +4331,7 @@
         </w:tc>
         <w:tc>
           <w:tcPr>
-            <w:tcW w:type="dxa" w:w="3022"/>
+            <w:tcW w:type="dxa" w:w="4533"/>
             <w:vAlign w:val="center"/>
           </w:tcPr>
           <w:p>
@@ -4678,32 +4347,11 @@
             </w:r>
           </w:p>
         </w:tc>
-        <w:tc>
-          <w:tcPr>
-            <w:tcW w:type="dxa" w:w="3022"/>
-            <w:vAlign w:val="center"/>
-          </w:tcPr>
-          <w:p>
-            <w:pPr>
-              <w:jc w:val="center"/>
-            </w:pPr>
-            <w:r/>
-            <w:r>
-              <w:rPr>
-                <w:rFonts w:ascii="Helvetica Neue" w:hAnsi="Helvetica Neue" w:eastAsia="Apple SD Gothic Neo"/>
-                <w:b w:val="0"/>
-                <w:i w:val="0"/>
-                <w:sz w:val="20"/>
-              </w:rPr>
-              <w:t>예정</w:t>
-            </w:r>
-          </w:p>
-        </w:tc>
       </w:tr>
       <w:tr>
         <w:tc>
           <w:tcPr>
-            <w:tcW w:type="dxa" w:w="3022"/>
+            <w:tcW w:type="dxa" w:w="4533"/>
             <w:vAlign w:val="center"/>
           </w:tcPr>
           <w:p>
@@ -4724,7 +4372,7 @@
         </w:tc>
         <w:tc>
           <w:tcPr>
-            <w:tcW w:type="dxa" w:w="3022"/>
+            <w:tcW w:type="dxa" w:w="4533"/>
             <w:vAlign w:val="center"/>
           </w:tcPr>
           <w:p>
@@ -4740,34 +4388,8 @@
             </w:r>
           </w:p>
         </w:tc>
-        <w:tc>
-          <w:tcPr>
-            <w:tcW w:type="dxa" w:w="3022"/>
-            <w:vAlign w:val="center"/>
-          </w:tcPr>
-          <w:p>
-            <w:pPr>
-              <w:jc w:val="center"/>
-            </w:pPr>
-            <w:r/>
-            <w:r>
-              <w:rPr>
-                <w:rFonts w:ascii="Helvetica Neue" w:hAnsi="Helvetica Neue" w:eastAsia="Apple SD Gothic Neo"/>
-                <w:b w:val="0"/>
-                <w:i w:val="0"/>
-                <w:sz w:val="20"/>
-              </w:rPr>
-              <w:t>예정</w:t>
-            </w:r>
-          </w:p>
-        </w:tc>
       </w:tr>
     </w:tbl>
-    <w:p>
-      <w:pPr>
-        <w:spacing w:after="80" w:line="336" w:lineRule="auto"/>
-      </w:pPr>
-    </w:p>
     <w:p>
       <w:pPr>
         <w:spacing w:after="120" w:line="336" w:lineRule="auto"/>
@@ -4780,8 +4402,13 @@
           <w:i w:val="0"/>
           <w:sz w:val="20"/>
         </w:rPr>
-        <w:t>표 5. 팀원별 역할 배분</w:t>
+        <w:t>표 4. 캡스톤 2026-1 학기 전체 일정</w:t>
       </w:r>
+    </w:p>
+    <w:p>
+      <w:pPr>
+        <w:spacing w:after="80" w:line="336" w:lineRule="auto"/>
+      </w:pPr>
     </w:p>
     <w:tbl>
       <w:tblPr>
@@ -4790,8 +4417,8 @@
         <w:tblLook w:firstColumn="1" w:firstRow="1" w:lastColumn="0" w:lastRow="0" w:noHBand="0" w:noVBand="1" w:val="04A0"/>
       </w:tblPr>
       <w:tblGrid>
-        <w:gridCol w:w="4533"/>
-        <w:gridCol w:w="4533"/>
+        <w:gridCol w:w="1701"/>
+        <w:gridCol w:w="7370"/>
       </w:tblGrid>
       <w:tr>
         <w:tc>
@@ -4875,7 +4502,7 @@
                 <w:i w:val="0"/>
                 <w:sz w:val="20"/>
               </w:rPr>
-              <w:t>팀 일정·문서 관리, 자문 컨택, 회의 주재</w:t>
+              <w:t>전체 일정 관리, 자문 회신 정리, 4 인 합의 주재</w:t>
             </w:r>
           </w:p>
         </w:tc>
@@ -4898,7 +4525,7 @@
                 <w:i w:val="0"/>
                 <w:sz w:val="20"/>
               </w:rPr>
-              <w:t>강재현</w:t>
+              <w:t>강재현 (주 발표자)</w:t>
             </w:r>
           </w:p>
         </w:tc>
@@ -4916,7 +4543,7 @@
                 <w:i w:val="0"/>
                 <w:sz w:val="20"/>
               </w:rPr>
-              <w:t>발표 자료 작성, 발표 담당, 시각화 제작</w:t>
+              <w:t>중간발표 슬라이드 검수, 리허설 진행, Q&amp;A 사회</w:t>
             </w:r>
           </w:p>
         </w:tc>
@@ -4939,7 +4566,7 @@
                 <w:i w:val="0"/>
                 <w:sz w:val="20"/>
               </w:rPr>
-              <w:t>조현빈</w:t>
+              <w:t>조현빈 (실험·문서화)</w:t>
             </w:r>
           </w:p>
         </w:tc>
@@ -4957,7 +4584,7 @@
                 <w:i w:val="0"/>
                 <w:sz w:val="20"/>
               </w:rPr>
-              <w:t>Exqutor 코드 분석, 실험 구현, 통계 분석</w:t>
+              <w:t>RQ1/RQ2 실험 구현, vector.c native 구현 (228 줄), 보고서 작성</w:t>
             </w:r>
           </w:p>
         </w:tc>
@@ -4980,7 +4607,7 @@
                 <w:i w:val="0"/>
                 <w:sz w:val="20"/>
               </w:rPr>
-              <w:t>이동욱</w:t>
+              <w:t>이동욱 (분석·작도)</w:t>
             </w:r>
           </w:p>
         </w:tc>
@@ -4998,12 +4625,27 @@
                 <w:i w:val="0"/>
                 <w:sz w:val="20"/>
               </w:rPr>
-              <w:t>보고서 작성, 실험 결과 검증, 자문 회신 정리</w:t>
+              <w:t>통계 분석 (CI·Two-Level), 그림 작성, RQ3 설계</w:t>
             </w:r>
           </w:p>
         </w:tc>
       </w:tr>
     </w:tbl>
+    <w:p>
+      <w:pPr>
+        <w:spacing w:after="120" w:line="336" w:lineRule="auto"/>
+        <w:jc w:val="center"/>
+      </w:pPr>
+      <w:r>
+        <w:rPr>
+          <w:rFonts w:ascii="Helvetica Neue" w:hAnsi="Helvetica Neue" w:eastAsia="Apple SD Gothic Neo"/>
+          <w:b w:val="0"/>
+          <w:i w:val="0"/>
+          <w:sz w:val="20"/>
+        </w:rPr>
+        <w:t>표 5. 팀원별 역할 배분</w:t>
+      </w:r>
+    </w:p>
     <w:p>
       <w:pPr>
         <w:spacing w:after="80" w:line="336" w:lineRule="auto"/>

--- a/submission/_drafts/속도는벡터_중간보고서.docx
+++ b/submission/_drafts/속도는벡터_중간보고서.docx
@@ -73,6 +73,9 @@
         <w:gridCol w:w="3402"/>
       </w:tblGrid>
       <w:tr>
+        <w:trPr>
+          <w:trHeight w:val="482"/>
+        </w:trPr>
         <w:tc>
           <w:tcPr>
             <w:tcW w:type="dxa" w:w="9066"/>
@@ -99,6 +102,9 @@
         </w:tc>
       </w:tr>
       <w:tr>
+        <w:trPr>
+          <w:trHeight w:val="482"/>
+        </w:trPr>
         <w:tc>
           <w:tcPr>
             <w:tcW w:type="dxa" w:w="4533"/>
@@ -143,6 +149,9 @@
         </w:tc>
       </w:tr>
       <w:tr>
+        <w:trPr>
+          <w:trHeight w:val="482"/>
+        </w:trPr>
         <w:tc>
           <w:tcPr>
             <w:tcW w:type="dxa" w:w="4533"/>
@@ -187,6 +196,9 @@
         </w:tc>
       </w:tr>
       <w:tr>
+        <w:trPr>
+          <w:trHeight w:val="482"/>
+        </w:trPr>
         <w:tc>
           <w:tcPr>
             <w:tcW w:type="dxa" w:w="4533"/>
@@ -231,6 +243,9 @@
         </w:tc>
       </w:tr>
       <w:tr>
+        <w:trPr>
+          <w:trHeight w:val="482"/>
+        </w:trPr>
         <w:tc>
           <w:tcPr>
             <w:tcW w:type="dxa" w:w="4533"/>
@@ -286,6 +301,9 @@
         <w:gridCol w:w="3402"/>
       </w:tblGrid>
       <w:tr>
+        <w:trPr>
+          <w:trHeight w:val="482"/>
+        </w:trPr>
         <w:tc>
           <w:tcPr>
             <w:tcW w:type="dxa" w:w="4533"/>
@@ -330,6 +348,9 @@
         </w:tc>
       </w:tr>
       <w:tr>
+        <w:trPr>
+          <w:trHeight w:val="482"/>
+        </w:trPr>
         <w:tc>
           <w:tcPr>
             <w:tcW w:type="dxa" w:w="4533"/>
@@ -374,6 +395,7 @@
         </w:tc>
       </w:tr>
     </w:tbl>
+    <w:p/>
     <w:p>
       <w:pPr>
         <w:jc w:val="center"/>
@@ -495,7 +517,7 @@
     </w:p>
     <w:p>
       <w:pPr>
-        <w:spacing w:after="140"/>
+        <w:spacing w:after="280"/>
       </w:pPr>
       <w:r>
         <w:rPr>
@@ -1453,20 +1475,21 @@
       <w:tblPr>
         <w:tblStyle w:val="LightGrid-Accent1"/>
         <w:tblW w:type="auto" w:w="0"/>
+        <w:tblLayout w:type="fixed"/>
         <w:tblLook w:firstColumn="1" w:firstRow="1" w:lastColumn="0" w:lastRow="0" w:noHBand="0" w:noVBand="1" w:val="04A0"/>
       </w:tblPr>
       <w:tblGrid>
-        <w:gridCol w:w="1511"/>
-        <w:gridCol w:w="1511"/>
-        <w:gridCol w:w="1511"/>
-        <w:gridCol w:w="1511"/>
-        <w:gridCol w:w="1511"/>
-        <w:gridCol w:w="1511"/>
+        <w:gridCol w:w="1417"/>
+        <w:gridCol w:w="1531"/>
+        <w:gridCol w:w="1531"/>
+        <w:gridCol w:w="1020"/>
+        <w:gridCol w:w="1134"/>
+        <w:gridCol w:w="2438"/>
       </w:tblGrid>
       <w:tr>
         <w:tc>
           <w:tcPr>
-            <w:tcW w:type="dxa" w:w="1511"/>
+            <w:tcW w:type="dxa" w:w="1417"/>
             <w:vAlign w:val="center"/>
             <w:shd w:val="clear" w:color="auto" w:fill="E7EBF2"/>
           </w:tcPr>
@@ -1488,7 +1511,7 @@
         </w:tc>
         <w:tc>
           <w:tcPr>
-            <w:tcW w:type="dxa" w:w="1511"/>
+            <w:tcW w:type="dxa" w:w="1531"/>
             <w:vAlign w:val="center"/>
             <w:shd w:val="clear" w:color="auto" w:fill="E7EBF2"/>
           </w:tcPr>
@@ -1510,7 +1533,7 @@
         </w:tc>
         <w:tc>
           <w:tcPr>
-            <w:tcW w:type="dxa" w:w="1511"/>
+            <w:tcW w:type="dxa" w:w="1531"/>
             <w:vAlign w:val="center"/>
             <w:shd w:val="clear" w:color="auto" w:fill="E7EBF2"/>
           </w:tcPr>
@@ -1532,7 +1555,7 @@
         </w:tc>
         <w:tc>
           <w:tcPr>
-            <w:tcW w:type="dxa" w:w="1511"/>
+            <w:tcW w:type="dxa" w:w="1020"/>
             <w:vAlign w:val="center"/>
             <w:shd w:val="clear" w:color="auto" w:fill="E7EBF2"/>
           </w:tcPr>
@@ -1554,7 +1577,7 @@
         </w:tc>
         <w:tc>
           <w:tcPr>
-            <w:tcW w:type="dxa" w:w="1511"/>
+            <w:tcW w:type="dxa" w:w="1134"/>
             <w:vAlign w:val="center"/>
             <w:shd w:val="clear" w:color="auto" w:fill="E7EBF2"/>
           </w:tcPr>
@@ -1576,7 +1599,7 @@
         </w:tc>
         <w:tc>
           <w:tcPr>
-            <w:tcW w:type="dxa" w:w="1511"/>
+            <w:tcW w:type="dxa" w:w="2438"/>
             <w:vAlign w:val="center"/>
             <w:shd w:val="clear" w:color="auto" w:fill="E7EBF2"/>
           </w:tcPr>
@@ -1600,7 +1623,7 @@
       <w:tr>
         <w:tc>
           <w:tcPr>
-            <w:tcW w:type="dxa" w:w="1511"/>
+            <w:tcW w:type="dxa" w:w="1417"/>
             <w:vAlign w:val="center"/>
           </w:tcPr>
           <w:p>
@@ -1621,7 +1644,7 @@
         </w:tc>
         <w:tc>
           <w:tcPr>
-            <w:tcW w:type="dxa" w:w="1511"/>
+            <w:tcW w:type="dxa" w:w="1531"/>
             <w:vAlign w:val="center"/>
           </w:tcPr>
           <w:p>
@@ -1642,7 +1665,7 @@
         </w:tc>
         <w:tc>
           <w:tcPr>
-            <w:tcW w:type="dxa" w:w="1511"/>
+            <w:tcW w:type="dxa" w:w="1531"/>
             <w:vAlign w:val="center"/>
           </w:tcPr>
           <w:p>
@@ -1663,7 +1686,7 @@
         </w:tc>
         <w:tc>
           <w:tcPr>
-            <w:tcW w:type="dxa" w:w="1511"/>
+            <w:tcW w:type="dxa" w:w="1020"/>
             <w:vAlign w:val="center"/>
           </w:tcPr>
           <w:p>
@@ -1684,7 +1707,7 @@
         </w:tc>
         <w:tc>
           <w:tcPr>
-            <w:tcW w:type="dxa" w:w="1511"/>
+            <w:tcW w:type="dxa" w:w="1134"/>
             <w:vAlign w:val="center"/>
           </w:tcPr>
           <w:p>
@@ -1705,7 +1728,7 @@
         </w:tc>
         <w:tc>
           <w:tcPr>
-            <w:tcW w:type="dxa" w:w="1511"/>
+            <w:tcW w:type="dxa" w:w="2438"/>
             <w:vAlign w:val="center"/>
           </w:tcPr>
           <w:p>
@@ -1728,7 +1751,7 @@
       <w:tr>
         <w:tc>
           <w:tcPr>
-            <w:tcW w:type="dxa" w:w="1511"/>
+            <w:tcW w:type="dxa" w:w="1417"/>
             <w:vAlign w:val="center"/>
           </w:tcPr>
           <w:p>
@@ -1749,7 +1772,7 @@
         </w:tc>
         <w:tc>
           <w:tcPr>
-            <w:tcW w:type="dxa" w:w="1511"/>
+            <w:tcW w:type="dxa" w:w="1531"/>
             <w:vAlign w:val="center"/>
           </w:tcPr>
           <w:p>
@@ -1770,7 +1793,7 @@
         </w:tc>
         <w:tc>
           <w:tcPr>
-            <w:tcW w:type="dxa" w:w="1511"/>
+            <w:tcW w:type="dxa" w:w="1531"/>
             <w:vAlign w:val="center"/>
           </w:tcPr>
           <w:p>
@@ -1791,7 +1814,7 @@
         </w:tc>
         <w:tc>
           <w:tcPr>
-            <w:tcW w:type="dxa" w:w="1511"/>
+            <w:tcW w:type="dxa" w:w="1020"/>
             <w:vAlign w:val="center"/>
           </w:tcPr>
           <w:p>
@@ -1812,7 +1835,7 @@
         </w:tc>
         <w:tc>
           <w:tcPr>
-            <w:tcW w:type="dxa" w:w="1511"/>
+            <w:tcW w:type="dxa" w:w="1134"/>
             <w:vAlign w:val="center"/>
           </w:tcPr>
           <w:p>
@@ -1833,7 +1856,7 @@
         </w:tc>
         <w:tc>
           <w:tcPr>
-            <w:tcW w:type="dxa" w:w="1511"/>
+            <w:tcW w:type="dxa" w:w="2438"/>
             <w:vAlign w:val="center"/>
           </w:tcPr>
           <w:p>
@@ -1856,7 +1879,7 @@
       <w:tr>
         <w:tc>
           <w:tcPr>
-            <w:tcW w:type="dxa" w:w="1511"/>
+            <w:tcW w:type="dxa" w:w="1417"/>
             <w:vAlign w:val="center"/>
           </w:tcPr>
           <w:p>
@@ -1877,7 +1900,7 @@
         </w:tc>
         <w:tc>
           <w:tcPr>
-            <w:tcW w:type="dxa" w:w="1511"/>
+            <w:tcW w:type="dxa" w:w="1531"/>
             <w:vAlign w:val="center"/>
           </w:tcPr>
           <w:p>
@@ -1898,7 +1921,7 @@
         </w:tc>
         <w:tc>
           <w:tcPr>
-            <w:tcW w:type="dxa" w:w="1511"/>
+            <w:tcW w:type="dxa" w:w="1531"/>
             <w:vAlign w:val="center"/>
           </w:tcPr>
           <w:p>
@@ -1919,7 +1942,7 @@
         </w:tc>
         <w:tc>
           <w:tcPr>
-            <w:tcW w:type="dxa" w:w="1511"/>
+            <w:tcW w:type="dxa" w:w="1020"/>
             <w:vAlign w:val="center"/>
           </w:tcPr>
           <w:p>
@@ -1940,7 +1963,7 @@
         </w:tc>
         <w:tc>
           <w:tcPr>
-            <w:tcW w:type="dxa" w:w="1511"/>
+            <w:tcW w:type="dxa" w:w="1134"/>
             <w:vAlign w:val="center"/>
           </w:tcPr>
           <w:p>
@@ -1961,7 +1984,7 @@
         </w:tc>
         <w:tc>
           <w:tcPr>
-            <w:tcW w:type="dxa" w:w="1511"/>
+            <w:tcW w:type="dxa" w:w="2438"/>
             <w:vAlign w:val="center"/>
           </w:tcPr>
           <w:p>
@@ -1984,7 +2007,7 @@
       <w:tr>
         <w:tc>
           <w:tcPr>
-            <w:tcW w:type="dxa" w:w="1511"/>
+            <w:tcW w:type="dxa" w:w="1417"/>
             <w:vAlign w:val="center"/>
           </w:tcPr>
           <w:p>
@@ -2005,7 +2028,7 @@
         </w:tc>
         <w:tc>
           <w:tcPr>
-            <w:tcW w:type="dxa" w:w="1511"/>
+            <w:tcW w:type="dxa" w:w="1531"/>
             <w:vAlign w:val="center"/>
           </w:tcPr>
           <w:p>
@@ -2026,7 +2049,7 @@
         </w:tc>
         <w:tc>
           <w:tcPr>
-            <w:tcW w:type="dxa" w:w="1511"/>
+            <w:tcW w:type="dxa" w:w="1531"/>
             <w:vAlign w:val="center"/>
           </w:tcPr>
           <w:p>
@@ -2047,7 +2070,7 @@
         </w:tc>
         <w:tc>
           <w:tcPr>
-            <w:tcW w:type="dxa" w:w="1511"/>
+            <w:tcW w:type="dxa" w:w="1020"/>
             <w:vAlign w:val="center"/>
           </w:tcPr>
           <w:p>
@@ -2068,7 +2091,7 @@
         </w:tc>
         <w:tc>
           <w:tcPr>
-            <w:tcW w:type="dxa" w:w="1511"/>
+            <w:tcW w:type="dxa" w:w="1134"/>
             <w:vAlign w:val="center"/>
           </w:tcPr>
           <w:p>
@@ -2089,7 +2112,7 @@
         </w:tc>
         <w:tc>
           <w:tcPr>
-            <w:tcW w:type="dxa" w:w="1511"/>
+            <w:tcW w:type="dxa" w:w="2438"/>
             <w:vAlign w:val="center"/>
           </w:tcPr>
           <w:p>
@@ -2112,7 +2135,7 @@
       <w:tr>
         <w:tc>
           <w:tcPr>
-            <w:tcW w:type="dxa" w:w="1511"/>
+            <w:tcW w:type="dxa" w:w="1417"/>
             <w:vAlign w:val="center"/>
           </w:tcPr>
           <w:p>
@@ -2133,7 +2156,7 @@
         </w:tc>
         <w:tc>
           <w:tcPr>
-            <w:tcW w:type="dxa" w:w="1511"/>
+            <w:tcW w:type="dxa" w:w="1531"/>
             <w:vAlign w:val="center"/>
           </w:tcPr>
           <w:p>
@@ -2154,7 +2177,7 @@
         </w:tc>
         <w:tc>
           <w:tcPr>
-            <w:tcW w:type="dxa" w:w="1511"/>
+            <w:tcW w:type="dxa" w:w="1531"/>
             <w:vAlign w:val="center"/>
           </w:tcPr>
           <w:p>
@@ -2175,7 +2198,7 @@
         </w:tc>
         <w:tc>
           <w:tcPr>
-            <w:tcW w:type="dxa" w:w="1511"/>
+            <w:tcW w:type="dxa" w:w="1020"/>
             <w:vAlign w:val="center"/>
           </w:tcPr>
           <w:p>
@@ -2196,7 +2219,7 @@
         </w:tc>
         <w:tc>
           <w:tcPr>
-            <w:tcW w:type="dxa" w:w="1511"/>
+            <w:tcW w:type="dxa" w:w="1134"/>
             <w:vAlign w:val="center"/>
           </w:tcPr>
           <w:p>
@@ -2217,7 +2240,7 @@
         </w:tc>
         <w:tc>
           <w:tcPr>
-            <w:tcW w:type="dxa" w:w="1511"/>
+            <w:tcW w:type="dxa" w:w="2438"/>
             <w:vAlign w:val="center"/>
           </w:tcPr>
           <w:p>
@@ -2240,7 +2263,7 @@
       <w:tr>
         <w:tc>
           <w:tcPr>
-            <w:tcW w:type="dxa" w:w="1511"/>
+            <w:tcW w:type="dxa" w:w="1417"/>
             <w:vAlign w:val="center"/>
           </w:tcPr>
           <w:p>
@@ -2261,7 +2284,7 @@
         </w:tc>
         <w:tc>
           <w:tcPr>
-            <w:tcW w:type="dxa" w:w="1511"/>
+            <w:tcW w:type="dxa" w:w="1531"/>
             <w:vAlign w:val="center"/>
           </w:tcPr>
           <w:p>
@@ -2282,7 +2305,7 @@
         </w:tc>
         <w:tc>
           <w:tcPr>
-            <w:tcW w:type="dxa" w:w="1511"/>
+            <w:tcW w:type="dxa" w:w="1531"/>
             <w:vAlign w:val="center"/>
           </w:tcPr>
           <w:p>
@@ -2303,7 +2326,7 @@
         </w:tc>
         <w:tc>
           <w:tcPr>
-            <w:tcW w:type="dxa" w:w="1511"/>
+            <w:tcW w:type="dxa" w:w="1020"/>
             <w:vAlign w:val="center"/>
           </w:tcPr>
           <w:p>
@@ -2324,7 +2347,7 @@
         </w:tc>
         <w:tc>
           <w:tcPr>
-            <w:tcW w:type="dxa" w:w="1511"/>
+            <w:tcW w:type="dxa" w:w="1134"/>
             <w:vAlign w:val="center"/>
           </w:tcPr>
           <w:p>
@@ -2345,7 +2368,7 @@
         </w:tc>
         <w:tc>
           <w:tcPr>
-            <w:tcW w:type="dxa" w:w="1511"/>
+            <w:tcW w:type="dxa" w:w="2438"/>
             <w:vAlign w:val="center"/>
           </w:tcPr>
           <w:p>
@@ -2580,18 +2603,19 @@
       <w:tblPr>
         <w:tblStyle w:val="LightGrid-Accent1"/>
         <w:tblW w:type="auto" w:w="0"/>
+        <w:tblLayout w:type="fixed"/>
         <w:tblLook w:firstColumn="1" w:firstRow="1" w:lastColumn="0" w:lastRow="0" w:noHBand="0" w:noVBand="1" w:val="04A0"/>
       </w:tblPr>
       <w:tblGrid>
-        <w:gridCol w:w="2266"/>
-        <w:gridCol w:w="2266"/>
-        <w:gridCol w:w="2266"/>
-        <w:gridCol w:w="2266"/>
+        <w:gridCol w:w="1417"/>
+        <w:gridCol w:w="2551"/>
+        <w:gridCol w:w="2551"/>
+        <w:gridCol w:w="2551"/>
       </w:tblGrid>
       <w:tr>
         <w:tc>
           <w:tcPr>
-            <w:tcW w:type="dxa" w:w="2266"/>
+            <w:tcW w:type="dxa" w:w="1417"/>
             <w:vAlign w:val="center"/>
             <w:shd w:val="clear" w:color="auto" w:fill="E7EBF2"/>
           </w:tcPr>
@@ -2613,7 +2637,7 @@
         </w:tc>
         <w:tc>
           <w:tcPr>
-            <w:tcW w:type="dxa" w:w="2266"/>
+            <w:tcW w:type="dxa" w:w="2551"/>
             <w:vAlign w:val="center"/>
             <w:shd w:val="clear" w:color="auto" w:fill="E7EBF2"/>
           </w:tcPr>
@@ -2635,7 +2659,7 @@
         </w:tc>
         <w:tc>
           <w:tcPr>
-            <w:tcW w:type="dxa" w:w="2266"/>
+            <w:tcW w:type="dxa" w:w="2551"/>
             <w:vAlign w:val="center"/>
             <w:shd w:val="clear" w:color="auto" w:fill="E7EBF2"/>
           </w:tcPr>
@@ -2657,7 +2681,7 @@
         </w:tc>
         <w:tc>
           <w:tcPr>
-            <w:tcW w:type="dxa" w:w="2266"/>
+            <w:tcW w:type="dxa" w:w="2551"/>
             <w:vAlign w:val="center"/>
             <w:shd w:val="clear" w:color="auto" w:fill="E7EBF2"/>
           </w:tcPr>
@@ -2681,7 +2705,7 @@
       <w:tr>
         <w:tc>
           <w:tcPr>
-            <w:tcW w:type="dxa" w:w="2266"/>
+            <w:tcW w:type="dxa" w:w="1417"/>
             <w:vAlign w:val="center"/>
           </w:tcPr>
           <w:p>
@@ -2702,7 +2726,7 @@
         </w:tc>
         <w:tc>
           <w:tcPr>
-            <w:tcW w:type="dxa" w:w="2266"/>
+            <w:tcW w:type="dxa" w:w="2551"/>
             <w:vAlign w:val="center"/>
           </w:tcPr>
           <w:p>
@@ -2723,7 +2747,7 @@
         </w:tc>
         <w:tc>
           <w:tcPr>
-            <w:tcW w:type="dxa" w:w="2266"/>
+            <w:tcW w:type="dxa" w:w="2551"/>
             <w:vAlign w:val="center"/>
           </w:tcPr>
           <w:p>
@@ -2744,7 +2768,7 @@
         </w:tc>
         <w:tc>
           <w:tcPr>
-            <w:tcW w:type="dxa" w:w="2266"/>
+            <w:tcW w:type="dxa" w:w="2551"/>
             <w:vAlign w:val="center"/>
           </w:tcPr>
           <w:p>
@@ -2767,7 +2791,7 @@
       <w:tr>
         <w:tc>
           <w:tcPr>
-            <w:tcW w:type="dxa" w:w="2266"/>
+            <w:tcW w:type="dxa" w:w="1417"/>
             <w:vAlign w:val="center"/>
           </w:tcPr>
           <w:p>
@@ -2788,7 +2812,7 @@
         </w:tc>
         <w:tc>
           <w:tcPr>
-            <w:tcW w:type="dxa" w:w="2266"/>
+            <w:tcW w:type="dxa" w:w="2551"/>
             <w:vAlign w:val="center"/>
           </w:tcPr>
           <w:p>
@@ -2809,7 +2833,7 @@
         </w:tc>
         <w:tc>
           <w:tcPr>
-            <w:tcW w:type="dxa" w:w="2266"/>
+            <w:tcW w:type="dxa" w:w="2551"/>
             <w:vAlign w:val="center"/>
           </w:tcPr>
           <w:p>
@@ -2830,7 +2854,7 @@
         </w:tc>
         <w:tc>
           <w:tcPr>
-            <w:tcW w:type="dxa" w:w="2266"/>
+            <w:tcW w:type="dxa" w:w="2551"/>
             <w:vAlign w:val="center"/>
           </w:tcPr>
           <w:p>
@@ -2853,7 +2877,7 @@
       <w:tr>
         <w:tc>
           <w:tcPr>
-            <w:tcW w:type="dxa" w:w="2266"/>
+            <w:tcW w:type="dxa" w:w="1417"/>
             <w:vAlign w:val="center"/>
           </w:tcPr>
           <w:p>
@@ -2874,7 +2898,7 @@
         </w:tc>
         <w:tc>
           <w:tcPr>
-            <w:tcW w:type="dxa" w:w="2266"/>
+            <w:tcW w:type="dxa" w:w="2551"/>
             <w:vAlign w:val="center"/>
           </w:tcPr>
           <w:p>
@@ -2895,7 +2919,7 @@
         </w:tc>
         <w:tc>
           <w:tcPr>
-            <w:tcW w:type="dxa" w:w="2266"/>
+            <w:tcW w:type="dxa" w:w="2551"/>
             <w:vAlign w:val="center"/>
           </w:tcPr>
           <w:p>
@@ -2916,7 +2940,7 @@
         </w:tc>
         <w:tc>
           <w:tcPr>
-            <w:tcW w:type="dxa" w:w="2266"/>
+            <w:tcW w:type="dxa" w:w="2551"/>
             <w:vAlign w:val="center"/>
           </w:tcPr>
           <w:p>
@@ -3406,17 +3430,18 @@
       <w:tblPr>
         <w:tblStyle w:val="LightGrid-Accent1"/>
         <w:tblW w:type="auto" w:w="0"/>
+        <w:tblLayout w:type="fixed"/>
         <w:tblLook w:firstColumn="1" w:firstRow="1" w:lastColumn="0" w:lastRow="0" w:noHBand="0" w:noVBand="1" w:val="04A0"/>
       </w:tblPr>
       <w:tblGrid>
-        <w:gridCol w:w="1984"/>
-        <w:gridCol w:w="2268"/>
-        <w:gridCol w:w="4819"/>
+        <w:gridCol w:w="2551"/>
+        <w:gridCol w:w="2835"/>
+        <w:gridCol w:w="3685"/>
       </w:tblGrid>
       <w:tr>
         <w:tc>
           <w:tcPr>
-            <w:tcW w:type="dxa" w:w="3022"/>
+            <w:tcW w:type="dxa" w:w="2551"/>
             <w:vAlign w:val="center"/>
             <w:shd w:val="clear" w:color="auto" w:fill="E7EBF2"/>
           </w:tcPr>
@@ -3438,7 +3463,7 @@
         </w:tc>
         <w:tc>
           <w:tcPr>
-            <w:tcW w:type="dxa" w:w="3022"/>
+            <w:tcW w:type="dxa" w:w="2835"/>
             <w:vAlign w:val="center"/>
             <w:shd w:val="clear" w:color="auto" w:fill="E7EBF2"/>
           </w:tcPr>
@@ -3460,7 +3485,7 @@
         </w:tc>
         <w:tc>
           <w:tcPr>
-            <w:tcW w:type="dxa" w:w="3022"/>
+            <w:tcW w:type="dxa" w:w="3685"/>
             <w:vAlign w:val="center"/>
             <w:shd w:val="clear" w:color="auto" w:fill="E7EBF2"/>
           </w:tcPr>
@@ -3484,7 +3509,7 @@
       <w:tr>
         <w:tc>
           <w:tcPr>
-            <w:tcW w:type="dxa" w:w="3022"/>
+            <w:tcW w:type="dxa" w:w="2551"/>
             <w:vAlign w:val="center"/>
           </w:tcPr>
           <w:p>
@@ -3505,7 +3530,7 @@
         </w:tc>
         <w:tc>
           <w:tcPr>
-            <w:tcW w:type="dxa" w:w="3022"/>
+            <w:tcW w:type="dxa" w:w="2835"/>
             <w:vAlign w:val="center"/>
           </w:tcPr>
           <w:p>
@@ -3526,7 +3551,7 @@
         </w:tc>
         <w:tc>
           <w:tcPr>
-            <w:tcW w:type="dxa" w:w="3022"/>
+            <w:tcW w:type="dxa" w:w="3685"/>
             <w:vAlign w:val="center"/>
           </w:tcPr>
           <w:p>
@@ -3546,7 +3571,7 @@
       <w:tr>
         <w:tc>
           <w:tcPr>
-            <w:tcW w:type="dxa" w:w="3022"/>
+            <w:tcW w:type="dxa" w:w="2551"/>
             <w:vAlign w:val="center"/>
           </w:tcPr>
           <w:p>
@@ -3567,7 +3592,7 @@
         </w:tc>
         <w:tc>
           <w:tcPr>
-            <w:tcW w:type="dxa" w:w="3022"/>
+            <w:tcW w:type="dxa" w:w="2835"/>
             <w:vAlign w:val="center"/>
           </w:tcPr>
           <w:p>
@@ -3588,7 +3613,7 @@
         </w:tc>
         <w:tc>
           <w:tcPr>
-            <w:tcW w:type="dxa" w:w="3022"/>
+            <w:tcW w:type="dxa" w:w="3685"/>
             <w:vAlign w:val="center"/>
           </w:tcPr>
           <w:p>
@@ -3608,7 +3633,7 @@
       <w:tr>
         <w:tc>
           <w:tcPr>
-            <w:tcW w:type="dxa" w:w="3022"/>
+            <w:tcW w:type="dxa" w:w="2551"/>
             <w:vAlign w:val="center"/>
           </w:tcPr>
           <w:p>
@@ -3629,7 +3654,7 @@
         </w:tc>
         <w:tc>
           <w:tcPr>
-            <w:tcW w:type="dxa" w:w="3022"/>
+            <w:tcW w:type="dxa" w:w="2835"/>
             <w:vAlign w:val="center"/>
           </w:tcPr>
           <w:p>
@@ -3650,7 +3675,7 @@
         </w:tc>
         <w:tc>
           <w:tcPr>
-            <w:tcW w:type="dxa" w:w="3022"/>
+            <w:tcW w:type="dxa" w:w="3685"/>
             <w:vAlign w:val="center"/>
           </w:tcPr>
           <w:p>
@@ -3670,7 +3695,7 @@
       <w:tr>
         <w:tc>
           <w:tcPr>
-            <w:tcW w:type="dxa" w:w="3022"/>
+            <w:tcW w:type="dxa" w:w="2551"/>
             <w:vAlign w:val="center"/>
           </w:tcPr>
           <w:p>
@@ -3691,7 +3716,7 @@
         </w:tc>
         <w:tc>
           <w:tcPr>
-            <w:tcW w:type="dxa" w:w="3022"/>
+            <w:tcW w:type="dxa" w:w="2835"/>
             <w:vAlign w:val="center"/>
           </w:tcPr>
           <w:p>
@@ -3712,7 +3737,7 @@
         </w:tc>
         <w:tc>
           <w:tcPr>
-            <w:tcW w:type="dxa" w:w="3022"/>
+            <w:tcW w:type="dxa" w:w="3685"/>
             <w:vAlign w:val="center"/>
           </w:tcPr>
           <w:p>
@@ -3732,7 +3757,7 @@
       <w:tr>
         <w:tc>
           <w:tcPr>
-            <w:tcW w:type="dxa" w:w="3022"/>
+            <w:tcW w:type="dxa" w:w="2551"/>
             <w:vAlign w:val="center"/>
           </w:tcPr>
           <w:p>
@@ -3753,7 +3778,7 @@
         </w:tc>
         <w:tc>
           <w:tcPr>
-            <w:tcW w:type="dxa" w:w="3022"/>
+            <w:tcW w:type="dxa" w:w="2835"/>
             <w:vAlign w:val="center"/>
           </w:tcPr>
           <w:p>
@@ -3774,7 +3799,7 @@
         </w:tc>
         <w:tc>
           <w:tcPr>
-            <w:tcW w:type="dxa" w:w="3022"/>
+            <w:tcW w:type="dxa" w:w="3685"/>
             <w:vAlign w:val="center"/>
           </w:tcPr>
           <w:p>
@@ -3794,7 +3819,7 @@
       <w:tr>
         <w:tc>
           <w:tcPr>
-            <w:tcW w:type="dxa" w:w="3022"/>
+            <w:tcW w:type="dxa" w:w="2551"/>
             <w:vAlign w:val="center"/>
           </w:tcPr>
           <w:p>
@@ -3815,7 +3840,7 @@
         </w:tc>
         <w:tc>
           <w:tcPr>
-            <w:tcW w:type="dxa" w:w="3022"/>
+            <w:tcW w:type="dxa" w:w="2835"/>
             <w:vAlign w:val="center"/>
           </w:tcPr>
           <w:p>
@@ -3836,7 +3861,7 @@
         </w:tc>
         <w:tc>
           <w:tcPr>
-            <w:tcW w:type="dxa" w:w="3022"/>
+            <w:tcW w:type="dxa" w:w="3685"/>
             <w:vAlign w:val="center"/>
           </w:tcPr>
           <w:p>
@@ -3856,7 +3881,7 @@
       <w:tr>
         <w:tc>
           <w:tcPr>
-            <w:tcW w:type="dxa" w:w="3022"/>
+            <w:tcW w:type="dxa" w:w="2551"/>
             <w:vAlign w:val="center"/>
           </w:tcPr>
           <w:p>
@@ -3877,7 +3902,7 @@
         </w:tc>
         <w:tc>
           <w:tcPr>
-            <w:tcW w:type="dxa" w:w="3022"/>
+            <w:tcW w:type="dxa" w:w="2835"/>
             <w:vAlign w:val="center"/>
           </w:tcPr>
           <w:p>
@@ -3898,7 +3923,7 @@
         </w:tc>
         <w:tc>
           <w:tcPr>
-            <w:tcW w:type="dxa" w:w="3022"/>
+            <w:tcW w:type="dxa" w:w="3685"/>
             <w:vAlign w:val="center"/>
           </w:tcPr>
           <w:p>
@@ -4050,16 +4075,17 @@
       <w:tblPr>
         <w:tblStyle w:val="LightGrid-Accent1"/>
         <w:tblW w:type="auto" w:w="0"/>
+        <w:tblLayout w:type="fixed"/>
         <w:tblLook w:firstColumn="1" w:firstRow="1" w:lastColumn="0" w:lastRow="0" w:noHBand="0" w:noVBand="1" w:val="04A0"/>
       </w:tblPr>
       <w:tblGrid>
-        <w:gridCol w:w="1984"/>
-        <w:gridCol w:w="7087"/>
+        <w:gridCol w:w="2721"/>
+        <w:gridCol w:w="6350"/>
       </w:tblGrid>
       <w:tr>
         <w:tc>
           <w:tcPr>
-            <w:tcW w:type="dxa" w:w="4533"/>
+            <w:tcW w:type="dxa" w:w="2721"/>
             <w:vAlign w:val="center"/>
             <w:shd w:val="clear" w:color="auto" w:fill="E7EBF2"/>
           </w:tcPr>
@@ -4081,7 +4107,7 @@
         </w:tc>
         <w:tc>
           <w:tcPr>
-            <w:tcW w:type="dxa" w:w="4533"/>
+            <w:tcW w:type="dxa" w:w="6350"/>
             <w:vAlign w:val="center"/>
             <w:shd w:val="clear" w:color="auto" w:fill="E7EBF2"/>
           </w:tcPr>
@@ -4105,7 +4131,7 @@
       <w:tr>
         <w:tc>
           <w:tcPr>
-            <w:tcW w:type="dxa" w:w="4533"/>
+            <w:tcW w:type="dxa" w:w="2721"/>
             <w:vAlign w:val="center"/>
           </w:tcPr>
           <w:p>
@@ -4126,7 +4152,7 @@
         </w:tc>
         <w:tc>
           <w:tcPr>
-            <w:tcW w:type="dxa" w:w="4533"/>
+            <w:tcW w:type="dxa" w:w="6350"/>
             <w:vAlign w:val="center"/>
           </w:tcPr>
           <w:p>
@@ -4146,7 +4172,7 @@
       <w:tr>
         <w:tc>
           <w:tcPr>
-            <w:tcW w:type="dxa" w:w="4533"/>
+            <w:tcW w:type="dxa" w:w="2721"/>
             <w:vAlign w:val="center"/>
           </w:tcPr>
           <w:p>
@@ -4167,7 +4193,7 @@
         </w:tc>
         <w:tc>
           <w:tcPr>
-            <w:tcW w:type="dxa" w:w="4533"/>
+            <w:tcW w:type="dxa" w:w="6350"/>
             <w:vAlign w:val="center"/>
           </w:tcPr>
           <w:p>
@@ -4187,7 +4213,7 @@
       <w:tr>
         <w:tc>
           <w:tcPr>
-            <w:tcW w:type="dxa" w:w="4533"/>
+            <w:tcW w:type="dxa" w:w="2721"/>
             <w:vAlign w:val="center"/>
           </w:tcPr>
           <w:p>
@@ -4208,7 +4234,7 @@
         </w:tc>
         <w:tc>
           <w:tcPr>
-            <w:tcW w:type="dxa" w:w="4533"/>
+            <w:tcW w:type="dxa" w:w="6350"/>
             <w:vAlign w:val="center"/>
           </w:tcPr>
           <w:p>
@@ -4228,7 +4254,7 @@
       <w:tr>
         <w:tc>
           <w:tcPr>
-            <w:tcW w:type="dxa" w:w="4533"/>
+            <w:tcW w:type="dxa" w:w="2721"/>
             <w:vAlign w:val="center"/>
           </w:tcPr>
           <w:p>
@@ -4249,7 +4275,7 @@
         </w:tc>
         <w:tc>
           <w:tcPr>
-            <w:tcW w:type="dxa" w:w="4533"/>
+            <w:tcW w:type="dxa" w:w="6350"/>
             <w:vAlign w:val="center"/>
           </w:tcPr>
           <w:p>
@@ -4269,7 +4295,7 @@
       <w:tr>
         <w:tc>
           <w:tcPr>
-            <w:tcW w:type="dxa" w:w="4533"/>
+            <w:tcW w:type="dxa" w:w="2721"/>
             <w:vAlign w:val="center"/>
           </w:tcPr>
           <w:p>
@@ -4290,7 +4316,7 @@
         </w:tc>
         <w:tc>
           <w:tcPr>
-            <w:tcW w:type="dxa" w:w="4533"/>
+            <w:tcW w:type="dxa" w:w="6350"/>
             <w:vAlign w:val="center"/>
           </w:tcPr>
           <w:p>
@@ -4310,7 +4336,7 @@
       <w:tr>
         <w:tc>
           <w:tcPr>
-            <w:tcW w:type="dxa" w:w="4533"/>
+            <w:tcW w:type="dxa" w:w="2721"/>
             <w:vAlign w:val="center"/>
           </w:tcPr>
           <w:p>
@@ -4331,7 +4357,7 @@
         </w:tc>
         <w:tc>
           <w:tcPr>
-            <w:tcW w:type="dxa" w:w="4533"/>
+            <w:tcW w:type="dxa" w:w="6350"/>
             <w:vAlign w:val="center"/>
           </w:tcPr>
           <w:p>
@@ -4351,7 +4377,7 @@
       <w:tr>
         <w:tc>
           <w:tcPr>
-            <w:tcW w:type="dxa" w:w="4533"/>
+            <w:tcW w:type="dxa" w:w="2721"/>
             <w:vAlign w:val="center"/>
           </w:tcPr>
           <w:p>
@@ -4372,7 +4398,7 @@
         </w:tc>
         <w:tc>
           <w:tcPr>
-            <w:tcW w:type="dxa" w:w="4533"/>
+            <w:tcW w:type="dxa" w:w="6350"/>
             <w:vAlign w:val="center"/>
           </w:tcPr>
           <w:p>
@@ -4414,16 +4440,17 @@
       <w:tblPr>
         <w:tblStyle w:val="LightGrid-Accent1"/>
         <w:tblW w:type="auto" w:w="0"/>
+        <w:tblLayout w:type="fixed"/>
         <w:tblLook w:firstColumn="1" w:firstRow="1" w:lastColumn="0" w:lastRow="0" w:noHBand="0" w:noVBand="1" w:val="04A0"/>
       </w:tblPr>
       <w:tblGrid>
-        <w:gridCol w:w="1701"/>
-        <w:gridCol w:w="7370"/>
+        <w:gridCol w:w="1984"/>
+        <w:gridCol w:w="7087"/>
       </w:tblGrid>
       <w:tr>
         <w:tc>
           <w:tcPr>
-            <w:tcW w:type="dxa" w:w="4533"/>
+            <w:tcW w:type="dxa" w:w="1984"/>
             <w:vAlign w:val="center"/>
             <w:shd w:val="clear" w:color="auto" w:fill="E7EBF2"/>
           </w:tcPr>
@@ -4445,7 +4472,7 @@
         </w:tc>
         <w:tc>
           <w:tcPr>
-            <w:tcW w:type="dxa" w:w="4533"/>
+            <w:tcW w:type="dxa" w:w="7087"/>
             <w:vAlign w:val="center"/>
             <w:shd w:val="clear" w:color="auto" w:fill="E7EBF2"/>
           </w:tcPr>
@@ -4469,7 +4496,7 @@
       <w:tr>
         <w:tc>
           <w:tcPr>
-            <w:tcW w:type="dxa" w:w="4533"/>
+            <w:tcW w:type="dxa" w:w="1984"/>
             <w:vAlign w:val="center"/>
           </w:tcPr>
           <w:p>
@@ -4490,7 +4517,7 @@
         </w:tc>
         <w:tc>
           <w:tcPr>
-            <w:tcW w:type="dxa" w:w="4533"/>
+            <w:tcW w:type="dxa" w:w="7087"/>
             <w:vAlign w:val="center"/>
           </w:tcPr>
           <w:p>
@@ -4510,7 +4537,7 @@
       <w:tr>
         <w:tc>
           <w:tcPr>
-            <w:tcW w:type="dxa" w:w="4533"/>
+            <w:tcW w:type="dxa" w:w="1984"/>
             <w:vAlign w:val="center"/>
           </w:tcPr>
           <w:p>
@@ -4531,7 +4558,7 @@
         </w:tc>
         <w:tc>
           <w:tcPr>
-            <w:tcW w:type="dxa" w:w="4533"/>
+            <w:tcW w:type="dxa" w:w="7087"/>
             <w:vAlign w:val="center"/>
           </w:tcPr>
           <w:p>
@@ -4551,7 +4578,7 @@
       <w:tr>
         <w:tc>
           <w:tcPr>
-            <w:tcW w:type="dxa" w:w="4533"/>
+            <w:tcW w:type="dxa" w:w="1984"/>
             <w:vAlign w:val="center"/>
           </w:tcPr>
           <w:p>
@@ -4572,7 +4599,7 @@
         </w:tc>
         <w:tc>
           <w:tcPr>
-            <w:tcW w:type="dxa" w:w="4533"/>
+            <w:tcW w:type="dxa" w:w="7087"/>
             <w:vAlign w:val="center"/>
           </w:tcPr>
           <w:p>
@@ -4592,7 +4619,7 @@
       <w:tr>
         <w:tc>
           <w:tcPr>
-            <w:tcW w:type="dxa" w:w="4533"/>
+            <w:tcW w:type="dxa" w:w="1984"/>
             <w:vAlign w:val="center"/>
           </w:tcPr>
           <w:p>
@@ -4613,7 +4640,7 @@
         </w:tc>
         <w:tc>
           <w:tcPr>
-            <w:tcW w:type="dxa" w:w="4533"/>
+            <w:tcW w:type="dxa" w:w="7087"/>
             <w:vAlign w:val="center"/>
           </w:tcPr>
           <w:p>

--- a/submission/_drafts/속도는벡터_중간보고서.docx
+++ b/submission/_drafts/속도는벡터_중간보고서.docx
@@ -74,7 +74,7 @@
       </w:tblGrid>
       <w:tr>
         <w:trPr>
-          <w:trHeight w:val="482"/>
+          <w:trHeight w:val="567" w:hRule="atLeast"/>
         </w:trPr>
         <w:tc>
           <w:tcPr>
@@ -86,6 +86,7 @@
           </w:tcPr>
           <w:p>
             <w:pPr>
+              <w:spacing w:before="80" w:after="80"/>
               <w:jc w:val="center"/>
             </w:pPr>
             <w:r/>
@@ -103,7 +104,7 @@
       </w:tr>
       <w:tr>
         <w:trPr>
-          <w:trHeight w:val="482"/>
+          <w:trHeight w:val="567" w:hRule="atLeast"/>
         </w:trPr>
         <w:tc>
           <w:tcPr>
@@ -112,6 +113,7 @@
           </w:tcPr>
           <w:p>
             <w:pPr>
+              <w:spacing w:before="80" w:after="80"/>
               <w:jc w:val="center"/>
             </w:pPr>
             <w:r/>
@@ -133,6 +135,7 @@
           </w:tcPr>
           <w:p>
             <w:pPr>
+              <w:spacing w:before="80" w:after="80"/>
               <w:jc w:val="center"/>
             </w:pPr>
             <w:r/>
@@ -150,7 +153,7 @@
       </w:tr>
       <w:tr>
         <w:trPr>
-          <w:trHeight w:val="482"/>
+          <w:trHeight w:val="567" w:hRule="atLeast"/>
         </w:trPr>
         <w:tc>
           <w:tcPr>
@@ -159,6 +162,7 @@
           </w:tcPr>
           <w:p>
             <w:pPr>
+              <w:spacing w:before="80" w:after="80"/>
               <w:jc w:val="center"/>
             </w:pPr>
             <w:r/>
@@ -180,6 +184,7 @@
           </w:tcPr>
           <w:p>
             <w:pPr>
+              <w:spacing w:before="80" w:after="80"/>
               <w:jc w:val="center"/>
             </w:pPr>
             <w:r/>
@@ -197,7 +202,7 @@
       </w:tr>
       <w:tr>
         <w:trPr>
-          <w:trHeight w:val="482"/>
+          <w:trHeight w:val="567" w:hRule="atLeast"/>
         </w:trPr>
         <w:tc>
           <w:tcPr>
@@ -206,6 +211,7 @@
           </w:tcPr>
           <w:p>
             <w:pPr>
+              <w:spacing w:before="80" w:after="80"/>
               <w:jc w:val="center"/>
             </w:pPr>
             <w:r/>
@@ -227,6 +233,7 @@
           </w:tcPr>
           <w:p>
             <w:pPr>
+              <w:spacing w:before="80" w:after="80"/>
               <w:jc w:val="center"/>
             </w:pPr>
             <w:r/>
@@ -244,7 +251,7 @@
       </w:tr>
       <w:tr>
         <w:trPr>
-          <w:trHeight w:val="482"/>
+          <w:trHeight w:val="567" w:hRule="atLeast"/>
         </w:trPr>
         <w:tc>
           <w:tcPr>
@@ -253,6 +260,7 @@
           </w:tcPr>
           <w:p>
             <w:pPr>
+              <w:spacing w:before="80" w:after="80"/>
               <w:jc w:val="center"/>
             </w:pPr>
             <w:r/>
@@ -274,6 +282,7 @@
           </w:tcPr>
           <w:p>
             <w:pPr>
+              <w:spacing w:before="80" w:after="80"/>
               <w:jc w:val="center"/>
             </w:pPr>
             <w:r/>
@@ -302,7 +311,7 @@
       </w:tblGrid>
       <w:tr>
         <w:trPr>
-          <w:trHeight w:val="482"/>
+          <w:trHeight w:val="567" w:hRule="atLeast"/>
         </w:trPr>
         <w:tc>
           <w:tcPr>
@@ -311,6 +320,7 @@
           </w:tcPr>
           <w:p>
             <w:pPr>
+              <w:spacing w:before="80" w:after="80"/>
               <w:jc w:val="center"/>
             </w:pPr>
             <w:r/>
@@ -332,6 +342,7 @@
           </w:tcPr>
           <w:p>
             <w:pPr>
+              <w:spacing w:before="80" w:after="80"/>
               <w:jc w:val="center"/>
             </w:pPr>
             <w:r/>
@@ -349,7 +360,7 @@
       </w:tr>
       <w:tr>
         <w:trPr>
-          <w:trHeight w:val="482"/>
+          <w:trHeight w:val="567" w:hRule="atLeast"/>
         </w:trPr>
         <w:tc>
           <w:tcPr>
@@ -358,6 +369,7 @@
           </w:tcPr>
           <w:p>
             <w:pPr>
+              <w:spacing w:before="80" w:after="80"/>
               <w:jc w:val="center"/>
             </w:pPr>
             <w:r/>
@@ -379,6 +391,7 @@
           </w:tcPr>
           <w:p>
             <w:pPr>
+              <w:spacing w:before="80" w:after="80"/>
               <w:jc w:val="center"/>
             </w:pPr>
             <w:r/>
@@ -2391,7 +2404,7 @@
     </w:tbl>
     <w:p>
       <w:pPr>
-        <w:spacing w:after="120" w:line="336" w:lineRule="auto"/>
+        <w:spacing w:after="120" w:line="336" w:lineRule="auto" w:before="160"/>
         <w:jc w:val="center"/>
       </w:pPr>
       <w:r>
@@ -2401,7 +2414,9 @@
           <w:i w:val="0"/>
           <w:sz w:val="20"/>
         </w:rPr>
-        <w:t>표 1. Selectivity 별 SYSTEM 과 BERNOULLI 의 median Q-error 비교 (DEEP 1M, 100 query, plan_rows 기반 Python counterfactual)</w:t>
+        <w:t>표 1. Selectivity 별 SYSTEM 과 BERNOULLI 의 median Q-error 비교</w:t>
+        <w:br/>
+        <w:t>(DEEP 1M, 100 query, plan_rows 기반 Python counterfactual)</w:t>
       </w:r>
     </w:p>
     <w:p>
@@ -2963,7 +2978,7 @@
     </w:tbl>
     <w:p>
       <w:pPr>
-        <w:spacing w:after="120" w:line="336" w:lineRule="auto"/>
+        <w:spacing w:after="120" w:line="336" w:lineRule="auto" w:before="160"/>
         <w:jc w:val="center"/>
       </w:pPr>
       <w:r>
@@ -2973,7 +2988,9 @@
           <w:i w:val="0"/>
           <w:sz w:val="20"/>
         </w:rPr>
-        <w:t>표 2. KM20 vs BERN 의 5-seed 평균 개선율과 95 % 신뢰구간 (native vector.c 측정)</w:t>
+        <w:t>표 2. KM20 vs BERN 의 5-seed 평균 개선율과 95 % 신뢰구간</w:t>
+        <w:br/>
+        <w:t>(native vector.c 측정)</w:t>
       </w:r>
     </w:p>
     <w:p>
@@ -3943,7 +3960,7 @@
     </w:tbl>
     <w:p>
       <w:pPr>
-        <w:spacing w:after="120" w:line="336" w:lineRule="auto"/>
+        <w:spacing w:after="120" w:line="336" w:lineRule="auto" w:before="160"/>
         <w:jc w:val="center"/>
       </w:pPr>
       <w:r>
@@ -4418,7 +4435,7 @@
     </w:tbl>
     <w:p>
       <w:pPr>
-        <w:spacing w:after="120" w:line="336" w:lineRule="auto"/>
+        <w:spacing w:after="120" w:line="336" w:lineRule="auto" w:before="160"/>
         <w:jc w:val="center"/>
       </w:pPr>
       <w:r>
@@ -4660,7 +4677,7 @@
     </w:tbl>
     <w:p>
       <w:pPr>
-        <w:spacing w:after="120" w:line="336" w:lineRule="auto"/>
+        <w:spacing w:after="120" w:line="336" w:lineRule="auto" w:before="160"/>
         <w:jc w:val="center"/>
       </w:pPr>
       <w:r>

--- a/submission/_drafts/속도는벡터_중간보고서.docx
+++ b/submission/_drafts/속도는벡터_중간보고서.docx
@@ -961,6 +961,7 @@
       </w:r>
       <w:r>
         <w:br/>
+        <w:br/>
       </w:r>
       <w:r>
         <w:rPr>
@@ -1303,6 +1304,7 @@
         </w:drawing>
       </w:r>
       <w:r>
+        <w:br/>
         <w:br/>
       </w:r>
       <w:r>
@@ -2404,7 +2406,7 @@
     </w:tbl>
     <w:p>
       <w:pPr>
-        <w:spacing w:after="120" w:line="336" w:lineRule="auto" w:before="160"/>
+        <w:spacing w:after="120" w:line="336" w:lineRule="auto" w:before="280"/>
         <w:jc w:val="center"/>
       </w:pPr>
       <w:r>
@@ -2517,6 +2519,7 @@
         </w:drawing>
       </w:r>
       <w:r>
+        <w:br/>
         <w:br/>
       </w:r>
       <w:r>
@@ -2978,7 +2981,7 @@
     </w:tbl>
     <w:p>
       <w:pPr>
-        <w:spacing w:after="120" w:line="336" w:lineRule="auto" w:before="160"/>
+        <w:spacing w:after="120" w:line="336" w:lineRule="auto" w:before="280"/>
         <w:jc w:val="center"/>
       </w:pPr>
       <w:r>
@@ -3055,6 +3058,7 @@
       </w:r>
       <w:r>
         <w:br/>
+        <w:br/>
       </w:r>
       <w:r>
         <w:rPr>
@@ -3063,7 +3067,19 @@
           <w:i w:val="0"/>
           <w:sz w:val="19"/>
         </w:rPr>
-        <w:t>그림 4.  Phase 6 Step 4 — BERNOULLI vs STRATIFIED (KM20) 100 query × 6 selectivity boxplot (DEEP 1M, native vector.c 측정, y 축 log scale)</w:t>
+        <w:t>그림 4.  Phase 6 Step 4 — BERNOULLI vs STRATIFIED (KM20) 100 query × 6 selectivity boxplot</w:t>
+      </w:r>
+      <w:r>
+        <w:br/>
+      </w:r>
+      <w:r>
+        <w:rPr>
+          <w:rFonts w:ascii="Helvetica Neue" w:hAnsi="Helvetica Neue" w:eastAsia="Apple SD Gothic Neo"/>
+          <w:b w:val="0"/>
+          <w:i w:val="0"/>
+          <w:sz w:val="19"/>
+        </w:rPr>
+        <w:t>(DEEP 1M, native vector.c 측정, y 축 log scale)</w:t>
       </w:r>
     </w:p>
     <w:p>
@@ -3107,6 +3123,7 @@
         </w:drawing>
       </w:r>
       <w:r>
+        <w:br/>
         <w:br/>
       </w:r>
       <w:r>
@@ -3161,6 +3178,7 @@
       </w:r>
       <w:r>
         <w:br/>
+        <w:br/>
       </w:r>
       <w:r>
         <w:rPr>
@@ -3169,7 +3187,19 @@
           <w:i w:val="0"/>
           <w:sz w:val="19"/>
         </w:rPr>
-        <w:t>그림 6. 세 데이터셋의 selectivity 별 KM20 vs BERN 개선율 (5-seed 95 % CI). X 축은 selectivity 의 로그 스케일 내림차순 (좌측 0.5, 우측 0.01)</w:t>
+        <w:t>그림 6. 세 데이터셋의 selectivity 별 KM20 vs BERN 개선율 (5-seed 95 % CI).</w:t>
+      </w:r>
+      <w:r>
+        <w:br/>
+      </w:r>
+      <w:r>
+        <w:rPr>
+          <w:rFonts w:ascii="Helvetica Neue" w:hAnsi="Helvetica Neue" w:eastAsia="Apple SD Gothic Neo"/>
+          <w:b w:val="0"/>
+          <w:i w:val="0"/>
+          <w:sz w:val="19"/>
+        </w:rPr>
+        <w:t>X 축은 selectivity 의 로그 스케일 내림차순 (좌측 0.5, 우측 0.01)</w:t>
       </w:r>
     </w:p>
     <w:p>
@@ -3299,6 +3329,7 @@
       </w:r>
       <w:r>
         <w:br/>
+        <w:br/>
       </w:r>
       <w:r>
         <w:rPr>
@@ -3382,6 +3413,7 @@
         </w:drawing>
       </w:r>
       <w:r>
+        <w:br/>
         <w:br/>
       </w:r>
       <w:r>
@@ -3960,7 +3992,7 @@
     </w:tbl>
     <w:p>
       <w:pPr>
-        <w:spacing w:after="120" w:line="336" w:lineRule="auto" w:before="160"/>
+        <w:spacing w:after="120" w:line="336" w:lineRule="auto" w:before="280"/>
         <w:jc w:val="center"/>
       </w:pPr>
       <w:r>
@@ -4435,7 +4467,7 @@
     </w:tbl>
     <w:p>
       <w:pPr>
-        <w:spacing w:after="120" w:line="336" w:lineRule="auto" w:before="160"/>
+        <w:spacing w:after="120" w:line="336" w:lineRule="auto" w:before="280"/>
         <w:jc w:val="center"/>
       </w:pPr>
       <w:r>
@@ -4677,7 +4709,7 @@
     </w:tbl>
     <w:p>
       <w:pPr>
-        <w:spacing w:after="120" w:line="336" w:lineRule="auto" w:before="160"/>
+        <w:spacing w:after="120" w:line="336" w:lineRule="auto" w:before="280"/>
         <w:jc w:val="center"/>
       </w:pPr>
       <w:r>
